--- a/docs/Как_устроено_приложение.docx
+++ b/docs/Как_устроено_приложение.docx
@@ -2,7 +2,7 @@
 <file path=word/document.xml><?xml version="1.0" encoding="utf-8"?>
 <w:document xmlns:w="http://schemas.openxmlformats.org/wordprocessingml/2006/main" xmlns:m="http://schemas.openxmlformats.org/officeDocument/2006/math" xmlns:r="http://schemas.openxmlformats.org/officeDocument/2006/relationships" xmlns:o="urn:schemas-microsoft-com:office:office" xmlns:v="urn:schemas-microsoft-com:vml" xmlns:w10="urn:schemas-microsoft-com:office:word" xmlns:a="http://schemas.openxmlformats.org/drawingml/2006/main" xmlns:pic="http://schemas.openxmlformats.org/drawingml/2006/picture" xmlns:wp="http://schemas.openxmlformats.org/drawingml/2006/wordprocessingDrawing">
   <w:body>
-    <w:bookmarkStart w:id="33" w:name="как-устроено-приложение-маршрут"/>
+    <w:bookmarkStart w:id="34" w:name="как-устроено-приложение-маршрут"/>
     <w:p>
       <w:pPr>
         <w:pStyle w:val="Heading1"/>
@@ -41,7 +41,39 @@
         <w:pStyle w:val="BodyText"/>
       </w:pPr>
       <w:r>
-        <w:t xml:space="preserve">Всё работает без интернета и без сервера: аккаунты, планы и заметки хранятся в базе SQLite на самом устройстве. Приложение написано на Flutter, поэтому один и тот же код собирается для Android и для Windows.</w:t>
+        <w:t xml:space="preserve">Приложение состоит из двух программ.</w:t>
+      </w:r>
+      <w:r>
+        <w:t xml:space="preserve"> </w:t>
+      </w:r>
+      <w:r>
+        <w:rPr>
+          <w:bCs/>
+          <w:b/>
+        </w:rPr>
+        <w:t xml:space="preserve">Сервер API</w:t>
+      </w:r>
+      <w:r>
+        <w:t xml:space="preserve"> </w:t>
+      </w:r>
+      <w:r>
+        <w:t xml:space="preserve">запускается на ноутбуке и хранит все аккаунты, планы, занятия и заметки в базе SQLite.</w:t>
+      </w:r>
+      <w:r>
+        <w:t xml:space="preserve"> </w:t>
+      </w:r>
+      <w:r>
+        <w:rPr>
+          <w:bCs/>
+          <w:b/>
+        </w:rPr>
+        <w:t xml:space="preserve">Приложение</w:t>
+      </w:r>
+      <w:r>
+        <w:t xml:space="preserve"> </w:t>
+      </w:r>
+      <w:r>
+        <w:t xml:space="preserve">на телефоне ничего не хранит у себя: оно получает, добавляет, изменяет и удаляет данные только запросами к серверу по Wi-Fi (это требование задания на курсовой проект). Интернет и облачные сервисы не нужны. Приложение написано на Flutter, поэтому один и тот же код собирается для Android, iPhone и Windows; сервер написан на Dart и собирается в программу для Windows.</w:t>
       </w:r>
     </w:p>
     <w:p>
@@ -59,6 +91,18 @@
           <w:rStyle w:val="VerbatimChar"/>
         </w:rPr>
         <w:t xml:space="preserve">assets/catalog/*.json</w:t>
+      </w:r>
+      <w:r>
+        <w:t xml:space="preserve">: сервер читает их при запуске и отдаёт приложению по запросу</w:t>
+      </w:r>
+      <w:r>
+        <w:t xml:space="preserve"> </w:t>
+      </w:r>
+      <w:r>
+        <w:rPr>
+          <w:rStyle w:val="VerbatimChar"/>
+        </w:rPr>
+        <w:t xml:space="preserve">GET /api/directions</w:t>
       </w:r>
       <w:r>
         <w:t xml:space="preserve">, поэтому новое направление добавляется без изменения кода.</w:t>
@@ -103,9 +147,9 @@
         </w:tblBorders>
       </w:tblPr>
       <w:tblGrid>
-        <w:gridCol w:w="2001"/>
-        <w:gridCol w:w="4851"/>
-        <w:gridCol w:w="2502"/>
+        <w:gridCol w:w="1985"/>
+        <w:gridCol w:w="4888"/>
+        <w:gridCol w:w="2481"/>
       </w:tblGrid>
       <w:tr>
         <w:trPr>
@@ -114,7 +158,7 @@
         </w:trPr>
         <w:tc>
           <w:tcPr>
-            <w:tcW w:type="dxa" w:w="2001"/>
+            <w:tcW w:type="dxa" w:w="1985"/>
           </w:tcPr>
           <w:p>
             <w:pPr>
@@ -136,7 +180,7 @@
         </w:tc>
         <w:tc>
           <w:tcPr>
-            <w:tcW w:type="dxa" w:w="4851"/>
+            <w:tcW w:type="dxa" w:w="4888"/>
           </w:tcPr>
           <w:p>
             <w:pPr>
@@ -158,7 +202,7 @@
         </w:tc>
         <w:tc>
           <w:tcPr>
-            <w:tcW w:type="dxa" w:w="2502"/>
+            <w:tcW w:type="dxa" w:w="2481"/>
           </w:tcPr>
           <w:p>
             <w:pPr>
@@ -185,7 +229,7 @@
         </w:trPr>
         <w:tc>
           <w:tcPr>
-            <w:tcW w:type="dxa" w:w="2001"/>
+            <w:tcW w:type="dxa" w:w="1985"/>
           </w:tcPr>
           <w:p>
             <w:pPr>
@@ -206,28 +250,28 @@
         </w:tc>
         <w:tc>
           <w:tcPr>
-            <w:tcW w:type="dxa" w:w="4851"/>
-          </w:tcPr>
-          <w:p>
-            <w:pPr>
-              <w:pStyle w:val="Compact"/>
-              <w:spacing w:line="240" w:lineRule="auto" w:before="0" w:after="0"/>
-              <w:ind w:firstLine="0" w:left="0"/>
-              <w:jc w:val="left"/>
-            </w:pPr>
-            <w:r>
-              <w:rPr>
-                <w:rFonts w:ascii="Times New Roman" w:hAnsi="Times New Roman" w:eastAsia="Times New Roman" w:cs="Times New Roman"/>
-                <w:color w:val="000000"/>
-                <w:sz w:val="24"/>
-              </w:rPr>
-              <w:t xml:space="preserve">Логотип «М» и название. Приложение проверяет, отмечал ли пользователь «Запомнить меня»: если да, сразу открывается главная, иначе — вход</w:t>
-            </w:r>
-          </w:p>
-        </w:tc>
-        <w:tc>
-          <w:tcPr>
-            <w:tcW w:type="dxa" w:w="2502"/>
+            <w:tcW w:type="dxa" w:w="4888"/>
+          </w:tcPr>
+          <w:p>
+            <w:pPr>
+              <w:pStyle w:val="Compact"/>
+              <w:spacing w:line="240" w:lineRule="auto" w:before="0" w:after="0"/>
+              <w:ind w:firstLine="0" w:left="0"/>
+              <w:jc w:val="left"/>
+            </w:pPr>
+            <w:r>
+              <w:rPr>
+                <w:rFonts w:ascii="Times New Roman" w:hAnsi="Times New Roman" w:eastAsia="Times New Roman" w:cs="Times New Roman"/>
+                <w:color w:val="000000"/>
+                <w:sz w:val="24"/>
+              </w:rPr>
+              <w:t xml:space="preserve">Логотип «М» и название. Приложение загружает с сервера каталог тем и проверяет, отмечал ли пользователь «Запомнить меня»: если да и сервер подтвердил вход, сразу открывается главная, иначе — вход. Если сервер выключен, заставка не зависает и открывает вход</w:t>
+            </w:r>
+          </w:p>
+        </w:tc>
+        <w:tc>
+          <w:tcPr>
+            <w:tcW w:type="dxa" w:w="2481"/>
           </w:tcPr>
           <w:p>
             <w:pPr>
@@ -254,7 +298,7 @@
         </w:trPr>
         <w:tc>
           <w:tcPr>
-            <w:tcW w:type="dxa" w:w="2001"/>
+            <w:tcW w:type="dxa" w:w="1985"/>
           </w:tcPr>
           <w:p>
             <w:pPr>
@@ -275,7 +319,7 @@
         </w:tc>
         <w:tc>
           <w:tcPr>
-            <w:tcW w:type="dxa" w:w="4851"/>
+            <w:tcW w:type="dxa" w:w="4888"/>
           </w:tcPr>
           <w:p>
             <w:pPr>
@@ -296,7 +340,7 @@
         </w:tc>
         <w:tc>
           <w:tcPr>
-            <w:tcW w:type="dxa" w:w="2502"/>
+            <w:tcW w:type="dxa" w:w="2481"/>
           </w:tcPr>
           <w:p>
             <w:pPr>
@@ -323,7 +367,7 @@
         </w:trPr>
         <w:tc>
           <w:tcPr>
-            <w:tcW w:type="dxa" w:w="2001"/>
+            <w:tcW w:type="dxa" w:w="1985"/>
           </w:tcPr>
           <w:p>
             <w:pPr>
@@ -344,28 +388,28 @@
         </w:tc>
         <w:tc>
           <w:tcPr>
-            <w:tcW w:type="dxa" w:w="4851"/>
-          </w:tcPr>
-          <w:p>
-            <w:pPr>
-              <w:pStyle w:val="Compact"/>
-              <w:spacing w:line="240" w:lineRule="auto" w:before="0" w:after="0"/>
-              <w:ind w:firstLine="0" w:left="0"/>
-              <w:jc w:val="left"/>
-            </w:pPr>
-            <w:r>
-              <w:rPr>
-                <w:rFonts w:ascii="Times New Roman" w:hAnsi="Times New Roman" w:eastAsia="Times New Roman" w:cs="Times New Roman"/>
-                <w:color w:val="000000"/>
-                <w:sz w:val="24"/>
-              </w:rPr>
-              <w:t xml:space="preserve">Email и пароль, флажок «Запомнить меня», переход к регистрации. При неверных данных — сообщение «Неверный email или пароль»</w:t>
-            </w:r>
-          </w:p>
-        </w:tc>
-        <w:tc>
-          <w:tcPr>
-            <w:tcW w:type="dxa" w:w="2502"/>
+            <w:tcW w:type="dxa" w:w="4888"/>
+          </w:tcPr>
+          <w:p>
+            <w:pPr>
+              <w:pStyle w:val="Compact"/>
+              <w:spacing w:line="240" w:lineRule="auto" w:before="0" w:after="0"/>
+              <w:ind w:firstLine="0" w:left="0"/>
+              <w:jc w:val="left"/>
+            </w:pPr>
+            <w:r>
+              <w:rPr>
+                <w:rFonts w:ascii="Times New Roman" w:hAnsi="Times New Roman" w:eastAsia="Times New Roman" w:cs="Times New Roman"/>
+                <w:color w:val="000000"/>
+                <w:sz w:val="24"/>
+              </w:rPr>
+              <w:t xml:space="preserve">Email и пароль, флажок «Запомнить меня», переход к регистрации. При неверных данных — сообщение «Неверный email или пароль». Внизу кнопка «Сервер: …»: в окне вводится адрес сервера, кнопка «Проверить и сохранить» проверяет связь</w:t>
+            </w:r>
+          </w:p>
+        </w:tc>
+        <w:tc>
+          <w:tcPr>
+            <w:tcW w:type="dxa" w:w="2481"/>
           </w:tcPr>
           <w:p>
             <w:pPr>
@@ -382,6 +426,31 @@
                 <w:sz w:val="20"/>
               </w:rPr>
               <w:t>screens/auth/login_​screen.​dart</w:t>
+            </w:r>
+            <w:r>
+              <w:rPr>
+                <w:rFonts w:ascii="Times New Roman" w:hAnsi="Times New Roman" w:eastAsia="Times New Roman" w:cs="Times New Roman"/>
+                <w:color w:val="000000"/>
+                <w:sz w:val="24"/>
+              </w:rPr>
+              <w:t xml:space="preserve">,</w:t>
+            </w:r>
+            <w:r>
+              <w:rPr>
+                <w:rFonts w:ascii="Times New Roman" w:hAnsi="Times New Roman" w:eastAsia="Times New Roman" w:cs="Times New Roman"/>
+                <w:color w:val="000000"/>
+                <w:sz w:val="24"/>
+              </w:rPr>
+              <w:t xml:space="preserve"> </w:t>
+            </w:r>
+            <w:r>
+              <w:rPr>
+                <w:rStyle w:val="VerbatimChar"/>
+                <w:rFonts w:ascii="Courier New" w:hAnsi="Courier New" w:eastAsia="Courier New" w:cs="Courier New"/>
+                <w:color w:val="000000"/>
+                <w:sz w:val="20"/>
+              </w:rPr>
+              <w:t>widgets/server_​address.​dart</w:t>
             </w:r>
           </w:p>
         </w:tc>
@@ -392,7 +461,7 @@
         </w:trPr>
         <w:tc>
           <w:tcPr>
-            <w:tcW w:type="dxa" w:w="2001"/>
+            <w:tcW w:type="dxa" w:w="1985"/>
           </w:tcPr>
           <w:p>
             <w:pPr>
@@ -413,7 +482,7 @@
         </w:tc>
         <w:tc>
           <w:tcPr>
-            <w:tcW w:type="dxa" w:w="4851"/>
+            <w:tcW w:type="dxa" w:w="4888"/>
           </w:tcPr>
           <w:p>
             <w:pPr>
@@ -434,7 +503,7 @@
         </w:tc>
         <w:tc>
           <w:tcPr>
-            <w:tcW w:type="dxa" w:w="2502"/>
+            <w:tcW w:type="dxa" w:w="2481"/>
           </w:tcPr>
           <w:p>
             <w:pPr>
@@ -461,7 +530,7 @@
         </w:trPr>
         <w:tc>
           <w:tcPr>
-            <w:tcW w:type="dxa" w:w="2001"/>
+            <w:tcW w:type="dxa" w:w="1985"/>
           </w:tcPr>
           <w:p>
             <w:pPr>
@@ -482,7 +551,7 @@
         </w:tc>
         <w:tc>
           <w:tcPr>
-            <w:tcW w:type="dxa" w:w="4851"/>
+            <w:tcW w:type="dxa" w:w="4888"/>
           </w:tcPr>
           <w:p>
             <w:pPr>
@@ -503,7 +572,7 @@
         </w:tc>
         <w:tc>
           <w:tcPr>
-            <w:tcW w:type="dxa" w:w="2502"/>
+            <w:tcW w:type="dxa" w:w="2481"/>
           </w:tcPr>
           <w:p>
             <w:pPr>
@@ -530,7 +599,7 @@
         </w:trPr>
         <w:tc>
           <w:tcPr>
-            <w:tcW w:type="dxa" w:w="2001"/>
+            <w:tcW w:type="dxa" w:w="1985"/>
           </w:tcPr>
           <w:p>
             <w:pPr>
@@ -551,7 +620,7 @@
         </w:tc>
         <w:tc>
           <w:tcPr>
-            <w:tcW w:type="dxa" w:w="4851"/>
+            <w:tcW w:type="dxa" w:w="4888"/>
           </w:tcPr>
           <w:p>
             <w:pPr>
@@ -572,7 +641,7 @@
         </w:tc>
         <w:tc>
           <w:tcPr>
-            <w:tcW w:type="dxa" w:w="2502"/>
+            <w:tcW w:type="dxa" w:w="2481"/>
           </w:tcPr>
           <w:p>
             <w:pPr>
@@ -599,7 +668,7 @@
         </w:trPr>
         <w:tc>
           <w:tcPr>
-            <w:tcW w:type="dxa" w:w="2001"/>
+            <w:tcW w:type="dxa" w:w="1985"/>
           </w:tcPr>
           <w:p>
             <w:pPr>
@@ -620,7 +689,7 @@
         </w:tc>
         <w:tc>
           <w:tcPr>
-            <w:tcW w:type="dxa" w:w="4851"/>
+            <w:tcW w:type="dxa" w:w="4888"/>
           </w:tcPr>
           <w:p>
             <w:pPr>
@@ -641,7 +710,7 @@
         </w:tc>
         <w:tc>
           <w:tcPr>
-            <w:tcW w:type="dxa" w:w="2502"/>
+            <w:tcW w:type="dxa" w:w="2481"/>
           </w:tcPr>
           <w:p>
             <w:pPr>
@@ -668,7 +737,7 @@
         </w:trPr>
         <w:tc>
           <w:tcPr>
-            <w:tcW w:type="dxa" w:w="2001"/>
+            <w:tcW w:type="dxa" w:w="1985"/>
           </w:tcPr>
           <w:p>
             <w:pPr>
@@ -689,7 +758,7 @@
         </w:tc>
         <w:tc>
           <w:tcPr>
-            <w:tcW w:type="dxa" w:w="4851"/>
+            <w:tcW w:type="dxa" w:w="4888"/>
           </w:tcPr>
           <w:p>
             <w:pPr>
@@ -710,7 +779,7 @@
         </w:tc>
         <w:tc>
           <w:tcPr>
-            <w:tcW w:type="dxa" w:w="2502"/>
+            <w:tcW w:type="dxa" w:w="2481"/>
           </w:tcPr>
           <w:p>
             <w:pPr>
@@ -737,7 +806,7 @@
         </w:trPr>
         <w:tc>
           <w:tcPr>
-            <w:tcW w:type="dxa" w:w="2001"/>
+            <w:tcW w:type="dxa" w:w="1985"/>
           </w:tcPr>
           <w:p>
             <w:pPr>
@@ -758,7 +827,7 @@
         </w:tc>
         <w:tc>
           <w:tcPr>
-            <w:tcW w:type="dxa" w:w="4851"/>
+            <w:tcW w:type="dxa" w:w="4888"/>
           </w:tcPr>
           <w:p>
             <w:pPr>
@@ -779,7 +848,7 @@
         </w:tc>
         <w:tc>
           <w:tcPr>
-            <w:tcW w:type="dxa" w:w="2502"/>
+            <w:tcW w:type="dxa" w:w="2481"/>
           </w:tcPr>
           <w:p>
             <w:pPr>
@@ -806,7 +875,7 @@
         </w:trPr>
         <w:tc>
           <w:tcPr>
-            <w:tcW w:type="dxa" w:w="2001"/>
+            <w:tcW w:type="dxa" w:w="1985"/>
           </w:tcPr>
           <w:p>
             <w:pPr>
@@ -827,7 +896,7 @@
         </w:tc>
         <w:tc>
           <w:tcPr>
-            <w:tcW w:type="dxa" w:w="4851"/>
+            <w:tcW w:type="dxa" w:w="4888"/>
           </w:tcPr>
           <w:p>
             <w:pPr>
@@ -848,7 +917,7 @@
         </w:tc>
         <w:tc>
           <w:tcPr>
-            <w:tcW w:type="dxa" w:w="2502"/>
+            <w:tcW w:type="dxa" w:w="2481"/>
           </w:tcPr>
           <w:p>
             <w:pPr>
@@ -875,7 +944,7 @@
         </w:trPr>
         <w:tc>
           <w:tcPr>
-            <w:tcW w:type="dxa" w:w="2001"/>
+            <w:tcW w:type="dxa" w:w="1985"/>
           </w:tcPr>
           <w:p>
             <w:pPr>
@@ -896,7 +965,7 @@
         </w:tc>
         <w:tc>
           <w:tcPr>
-            <w:tcW w:type="dxa" w:w="4851"/>
+            <w:tcW w:type="dxa" w:w="4888"/>
           </w:tcPr>
           <w:p>
             <w:pPr>
@@ -917,7 +986,7 @@
         </w:tc>
         <w:tc>
           <w:tcPr>
-            <w:tcW w:type="dxa" w:w="2502"/>
+            <w:tcW w:type="dxa" w:w="2481"/>
           </w:tcPr>
           <w:p>
             <w:pPr>
@@ -944,7 +1013,7 @@
         </w:trPr>
         <w:tc>
           <w:tcPr>
-            <w:tcW w:type="dxa" w:w="2001"/>
+            <w:tcW w:type="dxa" w:w="1985"/>
           </w:tcPr>
           <w:p>
             <w:pPr>
@@ -965,7 +1034,7 @@
         </w:tc>
         <w:tc>
           <w:tcPr>
-            <w:tcW w:type="dxa" w:w="4851"/>
+            <w:tcW w:type="dxa" w:w="4888"/>
           </w:tcPr>
           <w:p>
             <w:pPr>
@@ -986,7 +1055,7 @@
         </w:tc>
         <w:tc>
           <w:tcPr>
-            <w:tcW w:type="dxa" w:w="2502"/>
+            <w:tcW w:type="dxa" w:w="2481"/>
           </w:tcPr>
           <w:p>
             <w:pPr>
@@ -1013,7 +1082,7 @@
         </w:trPr>
         <w:tc>
           <w:tcPr>
-            <w:tcW w:type="dxa" w:w="2001"/>
+            <w:tcW w:type="dxa" w:w="1985"/>
           </w:tcPr>
           <w:p>
             <w:pPr>
@@ -1034,7 +1103,7 @@
         </w:tc>
         <w:tc>
           <w:tcPr>
-            <w:tcW w:type="dxa" w:w="4851"/>
+            <w:tcW w:type="dxa" w:w="4888"/>
           </w:tcPr>
           <w:p>
             <w:pPr>
@@ -1055,7 +1124,7 @@
         </w:tc>
         <w:tc>
           <w:tcPr>
-            <w:tcW w:type="dxa" w:w="2502"/>
+            <w:tcW w:type="dxa" w:w="2481"/>
           </w:tcPr>
           <w:p>
             <w:pPr>
@@ -1082,7 +1151,7 @@
         </w:trPr>
         <w:tc>
           <w:tcPr>
-            <w:tcW w:type="dxa" w:w="2001"/>
+            <w:tcW w:type="dxa" w:w="1985"/>
           </w:tcPr>
           <w:p>
             <w:pPr>
@@ -1103,7 +1172,7 @@
         </w:tc>
         <w:tc>
           <w:tcPr>
-            <w:tcW w:type="dxa" w:w="4851"/>
+            <w:tcW w:type="dxa" w:w="4888"/>
           </w:tcPr>
           <w:p>
             <w:pPr>
@@ -1124,7 +1193,7 @@
         </w:tc>
         <w:tc>
           <w:tcPr>
-            <w:tcW w:type="dxa" w:w="2502"/>
+            <w:tcW w:type="dxa" w:w="2481"/>
           </w:tcPr>
           <w:p>
             <w:pPr>
@@ -1176,7 +1245,7 @@
         </w:trPr>
         <w:tc>
           <w:tcPr>
-            <w:tcW w:type="dxa" w:w="2001"/>
+            <w:tcW w:type="dxa" w:w="1985"/>
           </w:tcPr>
           <w:p>
             <w:pPr>
@@ -1197,7 +1266,7 @@
         </w:tc>
         <w:tc>
           <w:tcPr>
-            <w:tcW w:type="dxa" w:w="4851"/>
+            <w:tcW w:type="dxa" w:w="4888"/>
           </w:tcPr>
           <w:p>
             <w:pPr>
@@ -1218,7 +1287,7 @@
         </w:tc>
         <w:tc>
           <w:tcPr>
-            <w:tcW w:type="dxa" w:w="2502"/>
+            <w:tcW w:type="dxa" w:w="2481"/>
           </w:tcPr>
           <w:p>
             <w:pPr>
@@ -1245,7 +1314,7 @@
         </w:trPr>
         <w:tc>
           <w:tcPr>
-            <w:tcW w:type="dxa" w:w="2001"/>
+            <w:tcW w:type="dxa" w:w="1985"/>
           </w:tcPr>
           <w:p>
             <w:pPr>
@@ -1266,28 +1335,28 @@
         </w:tc>
         <w:tc>
           <w:tcPr>
-            <w:tcW w:type="dxa" w:w="4851"/>
-          </w:tcPr>
-          <w:p>
-            <w:pPr>
-              <w:pStyle w:val="Compact"/>
-              <w:spacing w:line="240" w:lineRule="auto" w:before="0" w:after="0"/>
-              <w:ind w:firstLine="0" w:left="0"/>
-              <w:jc w:val="left"/>
-            </w:pPr>
-            <w:r>
-              <w:rPr>
-                <w:rFonts w:ascii="Times New Roman" w:hAnsi="Times New Roman" w:eastAsia="Times New Roman" w:cs="Times New Roman"/>
-                <w:color w:val="000000"/>
-                <w:sz w:val="24"/>
-              </w:rPr>
-              <w:t xml:space="preserve">Аватар, имя, email, дата регистрации, итоги. Редактирование профиля, смена пароля, тема оформления (светлая, авто, тёмная), ежедневное напоминание, «Мои заметки», «Мои планы», выход, удаление аккаунта</w:t>
-            </w:r>
-          </w:p>
-        </w:tc>
-        <w:tc>
-          <w:tcPr>
-            <w:tcW w:type="dxa" w:w="2502"/>
+            <w:tcW w:type="dxa" w:w="4888"/>
+          </w:tcPr>
+          <w:p>
+            <w:pPr>
+              <w:pStyle w:val="Compact"/>
+              <w:spacing w:line="240" w:lineRule="auto" w:before="0" w:after="0"/>
+              <w:ind w:firstLine="0" w:left="0"/>
+              <w:jc w:val="left"/>
+            </w:pPr>
+            <w:r>
+              <w:rPr>
+                <w:rFonts w:ascii="Times New Roman" w:hAnsi="Times New Roman" w:eastAsia="Times New Roman" w:cs="Times New Roman"/>
+                <w:color w:val="000000"/>
+                <w:sz w:val="24"/>
+              </w:rPr>
+              <w:t xml:space="preserve">Аватар, имя, email, дата регистрации, итоги. Редактирование профиля, смена пароля, тема оформления (светлая, авто, тёмная), ежедневное напоминание, строка «Сервер API» с адресом сервера, «Мои заметки», «Мои планы», выход, удаление аккаунта</w:t>
+            </w:r>
+          </w:p>
+        </w:tc>
+        <w:tc>
+          <w:tcPr>
+            <w:tcW w:type="dxa" w:w="2481"/>
           </w:tcPr>
           <w:p>
             <w:pPr>
@@ -1314,7 +1383,7 @@
         </w:trPr>
         <w:tc>
           <w:tcPr>
-            <w:tcW w:type="dxa" w:w="2001"/>
+            <w:tcW w:type="dxa" w:w="1985"/>
           </w:tcPr>
           <w:p>
             <w:pPr>
@@ -1335,7 +1404,7 @@
         </w:tc>
         <w:tc>
           <w:tcPr>
-            <w:tcW w:type="dxa" w:w="4851"/>
+            <w:tcW w:type="dxa" w:w="4888"/>
           </w:tcPr>
           <w:p>
             <w:pPr>
@@ -1356,7 +1425,7 @@
         </w:tc>
         <w:tc>
           <w:tcPr>
-            <w:tcW w:type="dxa" w:w="2502"/>
+            <w:tcW w:type="dxa" w:w="2481"/>
           </w:tcPr>
           <w:p>
             <w:pPr>
@@ -1383,7 +1452,7 @@
         </w:trPr>
         <w:tc>
           <w:tcPr>
-            <w:tcW w:type="dxa" w:w="2001"/>
+            <w:tcW w:type="dxa" w:w="1985"/>
           </w:tcPr>
           <w:p>
             <w:pPr>
@@ -1404,7 +1473,7 @@
         </w:tc>
         <w:tc>
           <w:tcPr>
-            <w:tcW w:type="dxa" w:w="4851"/>
+            <w:tcW w:type="dxa" w:w="4888"/>
           </w:tcPr>
           <w:p>
             <w:pPr>
@@ -1425,7 +1494,7 @@
         </w:tc>
         <w:tc>
           <w:tcPr>
-            <w:tcW w:type="dxa" w:w="2502"/>
+            <w:tcW w:type="dxa" w:w="2481"/>
           </w:tcPr>
           <w:p>
             <w:pPr>
@@ -1481,7 +1550,7 @@
       </w:r>
     </w:p>
     <w:bookmarkEnd w:id="21"/>
-    <w:bookmarkStart w:id="31" w:name="как-всё-устроено-внутри"/>
+    <w:bookmarkStart w:id="32" w:name="как-всё-устроено-внутри"/>
     <w:p>
       <w:pPr>
         <w:pStyle w:val="Heading2"/>
@@ -1490,13 +1559,13 @@
         <w:t xml:space="preserve">3. Как всё устроено внутри</w:t>
       </w:r>
     </w:p>
-    <w:bookmarkStart w:id="22" w:name="три-слоя"/>
+    <w:bookmarkStart w:id="22" w:name="приложение-и-сервер-три-слоя"/>
     <w:p>
       <w:pPr>
         <w:pStyle w:val="Heading3"/>
       </w:pPr>
       <w:r>
-        <w:t xml:space="preserve">3.1 Три слоя</w:t>
+        <w:t xml:space="preserve">3.1 Приложение и сервер, три слоя</w:t>
       </w:r>
     </w:p>
     <w:p>
@@ -1504,7 +1573,15 @@
         <w:pStyle w:val="FirstParagraph"/>
       </w:pPr>
       <w:r>
-        <w:t xml:space="preserve">Код разделён на три слоя по принципам чистой архитектуры. Зависимости направлены внутрь: интерфейс и данные знают о предметной области, а предметная область ни о ком не знает.</w:t>
+        <w:t xml:space="preserve">Система — это две программы: приложение (Flutter) и сервер API (Dart). Они общаются по протоколу HTTP, данные передаются в формате JSON. Схема — рисунок 2.1 курсовой.</w:t>
+      </w:r>
+    </w:p>
+    <w:p>
+      <w:pPr>
+        <w:pStyle w:val="BodyText"/>
+      </w:pPr>
+      <w:r>
+        <w:t xml:space="preserve">Код приложения разделён на три слоя по принципам чистой архитектуры. Зависимости направлены внутрь: интерфейс и данные знают о предметной области, а предметная область ни о ком не знает.</w:t>
       </w:r>
     </w:p>
     <w:p>
@@ -1608,16 +1685,46 @@
         <w:t xml:space="preserve"> </w:t>
       </w:r>
       <w:r>
-        <w:t xml:space="preserve">База SQLite через пакет drift (</w:t>
-      </w:r>
-      <w:r>
-        <w:rPr>
-          <w:rStyle w:val="VerbatimChar"/>
-        </w:rPr>
-        <w:t xml:space="preserve">db/app_database.dart</w:t>
-      </w:r>
-      <w:r>
-        <w:t xml:space="preserve">), реализации репозиториев (</w:t>
+        <w:t xml:space="preserve">Приложение использует папку</w:t>
+      </w:r>
+      <w:r>
+        <w:t xml:space="preserve"> </w:t>
+      </w:r>
+      <w:r>
+        <w:rPr>
+          <w:rStyle w:val="VerbatimChar"/>
+        </w:rPr>
+        <w:t xml:space="preserve">api/</w:t>
+      </w:r>
+      <w:r>
+        <w:t xml:space="preserve">: клиент API (</w:t>
+      </w:r>
+      <w:r>
+        <w:rPr>
+          <w:rStyle w:val="VerbatimChar"/>
+        </w:rPr>
+        <w:t xml:space="preserve">api_client.dart</w:t>
+      </w:r>
+      <w:r>
+        <w:t xml:space="preserve">) и репозитории, каждый метод которых отправляет запрос серверу. Папки</w:t>
+      </w:r>
+      <w:r>
+        <w:t xml:space="preserve"> </w:t>
+      </w:r>
+      <w:r>
+        <w:rPr>
+          <w:rStyle w:val="VerbatimChar"/>
+        </w:rPr>
+        <w:t xml:space="preserve">db/</w:t>
+      </w:r>
+      <w:r>
+        <w:t xml:space="preserve"> </w:t>
+      </w:r>
+      <w:r>
+        <w:t xml:space="preserve">(база SQLite через пакет drift) и</w:t>
+      </w:r>
+      <w:r>
+        <w:t xml:space="preserve"> </w:t>
       </w:r>
       <w:r>
         <w:rPr>
@@ -1626,22 +1733,25 @@
         <w:t xml:space="preserve">repositories/</w:t>
       </w:r>
       <w:r>
-        <w:t xml:space="preserve">), чтение каталога из JSON (</w:t>
-      </w:r>
-      <w:r>
-        <w:rPr>
-          <w:rStyle w:val="VerbatimChar"/>
-        </w:rPr>
-        <w:t xml:space="preserve">datasources/</w:t>
-      </w:r>
-      <w:r>
-        <w:t xml:space="preserve">), уведомления (</w:t>
+        <w:t xml:space="preserve"> </w:t>
+      </w:r>
+      <w:r>
+        <w:t xml:space="preserve">использует сервер. Здесь же уведомления (</w:t>
       </w:r>
       <w:r>
         <w:rPr>
           <w:rStyle w:val="VerbatimChar"/>
         </w:rPr>
         <w:t xml:space="preserve">services/reminder_service_impl.dart</w:t>
+      </w:r>
+      <w:r>
+        <w:t xml:space="preserve">) и хранение адреса сервера и токена входа (</w:t>
+      </w:r>
+      <w:r>
+        <w:rPr>
+          <w:rStyle w:val="VerbatimChar"/>
+        </w:rPr>
+        <w:t xml:space="preserve">repositories/session_storage_impl.dart</w:t>
       </w:r>
       <w:r>
         <w:t xml:space="preserve">).</w:t>
@@ -1725,7 +1835,7 @@
           <w:bCs/>
           <w:b/>
         </w:rPr>
-        <w:t xml:space="preserve">lib/core</w:t>
+        <w:t xml:space="preserve">lib/server</w:t>
       </w:r>
       <w:r>
         <w:rPr>
@@ -1739,57 +1849,147 @@
           <w:bCs/>
           <w:b/>
         </w:rPr>
-        <w:t xml:space="preserve">— общее:</w:t>
-      </w:r>
-      <w:r>
-        <w:t xml:space="preserve"> </w:t>
-      </w:r>
-      <w:r>
-        <w:t xml:space="preserve">маршруты и правило доступа (</w:t>
-      </w:r>
-      <w:r>
-        <w:rPr>
-          <w:rStyle w:val="VerbatimChar"/>
-        </w:rPr>
-        <w:t xml:space="preserve">router/app_router.dart</w:t>
-      </w:r>
-      <w:r>
-        <w:t xml:space="preserve">), тема оформления (</w:t>
-      </w:r>
-      <w:r>
-        <w:rPr>
-          <w:rStyle w:val="VerbatimChar"/>
-        </w:rPr>
-        <w:t xml:space="preserve">theme/app_theme.dart</w:t>
-      </w:r>
-      <w:r>
-        <w:t xml:space="preserve">), хэширование паролей и проверка полей (</w:t>
-      </w:r>
-      <w:r>
-        <w:rPr>
-          <w:rStyle w:val="VerbatimChar"/>
-        </w:rPr>
-        <w:t xml:space="preserve">utils/</w:t>
-      </w:r>
-      <w:r>
-        <w:t xml:space="preserve">).</w:t>
+        <w:t xml:space="preserve">и</w:t>
+      </w:r>
+      <w:r>
+        <w:rPr>
+          <w:bCs/>
+          <w:b/>
+        </w:rPr>
+        <w:t xml:space="preserve"> </w:t>
+      </w:r>
+      <w:r>
+        <w:rPr>
+          <w:rStyle w:val="VerbatimChar"/>
+          <w:bCs/>
+          <w:b/>
+        </w:rPr>
+        <w:t xml:space="preserve">bin/</w:t>
+      </w:r>
+      <w:r>
+        <w:rPr>
+          <w:bCs/>
+          <w:b/>
+        </w:rPr>
+        <w:t xml:space="preserve"> </w:t>
+      </w:r>
+      <w:r>
+        <w:rPr>
+          <w:bCs/>
+          <w:b/>
+        </w:rPr>
+        <w:t xml:space="preserve">— сервер API.</w:t>
+      </w:r>
+      <w:r>
+        <w:t xml:space="preserve"> </w:t>
+      </w:r>
+      <w:r>
+        <w:rPr>
+          <w:rStyle w:val="VerbatimChar"/>
+        </w:rPr>
+        <w:t xml:space="preserve">server/api_server.dart</w:t>
+      </w:r>
+      <w:r>
+        <w:t xml:space="preserve"> </w:t>
+      </w:r>
+      <w:r>
+        <w:t xml:space="preserve">— все адреса API, проверка токена и данных, коды ответов и журнал;</w:t>
+      </w:r>
+      <w:r>
+        <w:t xml:space="preserve"> </w:t>
+      </w:r>
+      <w:r>
+        <w:rPr>
+          <w:rStyle w:val="VerbatimChar"/>
+        </w:rPr>
+        <w:t xml:space="preserve">bin/marshrut_server.dart</w:t>
+      </w:r>
+      <w:r>
+        <w:t xml:space="preserve"> </w:t>
+      </w:r>
+      <w:r>
+        <w:t xml:space="preserve">— запуск сервера.</w:t>
       </w:r>
     </w:p>
     <w:p>
       <w:pPr>
-        <w:pStyle w:val="FirstParagraph"/>
-      </w:pPr>
-      <w:r>
-        <w:t xml:space="preserve">Состоянием управляет</w:t>
-      </w:r>
-      <w:r>
-        <w:t xml:space="preserve"> </w:t>
-      </w:r>
-      <w:r>
-        <w:rPr>
+        <w:numPr>
+          <w:ilvl w:val="0"/>
+          <w:numId w:val="1001"/>
+        </w:numPr>
+        <w:pStyle w:val="Compact"/>
+      </w:pPr>
+      <w:r>
+        <w:rPr>
+          <w:rStyle w:val="VerbatimChar"/>
           <w:bCs/>
           <w:b/>
         </w:rPr>
+        <w:t xml:space="preserve">lib/core</w:t>
+      </w:r>
+      <w:r>
+        <w:rPr>
+          <w:bCs/>
+          <w:b/>
+        </w:rPr>
+        <w:t xml:space="preserve"> </w:t>
+      </w:r>
+      <w:r>
+        <w:rPr>
+          <w:bCs/>
+          <w:b/>
+        </w:rPr>
+        <w:t xml:space="preserve">— общее:</w:t>
+      </w:r>
+      <w:r>
+        <w:t xml:space="preserve"> </w:t>
+      </w:r>
+      <w:r>
+        <w:t xml:space="preserve">маршруты и правило доступа (</w:t>
+      </w:r>
+      <w:r>
+        <w:rPr>
+          <w:rStyle w:val="VerbatimChar"/>
+        </w:rPr>
+        <w:t xml:space="preserve">router/app_router.dart</w:t>
+      </w:r>
+      <w:r>
+        <w:t xml:space="preserve">), тема оформления (</w:t>
+      </w:r>
+      <w:r>
+        <w:rPr>
+          <w:rStyle w:val="VerbatimChar"/>
+        </w:rPr>
+        <w:t xml:space="preserve">theme/app_theme.dart</w:t>
+      </w:r>
+      <w:r>
+        <w:t xml:space="preserve">), хэширование паролей и проверка полей (</w:t>
+      </w:r>
+      <w:r>
+        <w:rPr>
+          <w:rStyle w:val="VerbatimChar"/>
+        </w:rPr>
+        <w:t xml:space="preserve">utils/</w:t>
+      </w:r>
+      <w:r>
+        <w:t xml:space="preserve">).</w:t>
+      </w:r>
+    </w:p>
+    <w:p>
+      <w:pPr>
+        <w:pStyle w:val="FirstParagraph"/>
+      </w:pPr>
+      <w:r>
+        <w:t xml:space="preserve">Состоянием управляет</w:t>
+      </w:r>
+      <w:r>
+        <w:t xml:space="preserve"> </w:t>
+      </w:r>
+      <w:r>
+        <w:rPr>
+          <w:bCs/>
+          <w:b/>
+        </w:rPr>
         <w:t xml:space="preserve">Riverpod</w:t>
       </w:r>
       <w:r>
@@ -1802,7 +2002,7 @@
         <w:t xml:space="preserve">providers/providers.dart</w:t>
       </w:r>
       <w:r>
-        <w:t xml:space="preserve">). В тестах провайдеры подменяются: база в памяти, фиксированная дата, быстрое хэширование.</w:t>
+        <w:t xml:space="preserve">). В тестах провайдеры подменяются: сервер API с базой в памяти, фиксированная дата, быстрое хэширование.</w:t>
       </w:r>
     </w:p>
     <w:bookmarkEnd w:id="22"/>
@@ -1989,7 +2189,7 @@
         <w:pStyle w:val="FirstParagraph"/>
       </w:pPr>
       <w:r>
-        <w:t xml:space="preserve">Пример из курсовой (таблица 2.4): три темы по 60 минут, «Основы Dart» → «Виджеты» → «Состояние», 7 часов в неделю, все дни, дедлайн через три дня. Дневной лимит — 60 минут. 1-й день: «Основы Dart» 60 минут. 2-й день: повторение «Основ Dart» 15 минут и первая часть «Виджетов» 45 минут. 3-й день: вторая часть «Виджетов» 15 минут и первая часть «Состояния» 45 минут. Последняя часть «Состояния» попадает на 4-й день, то есть позже дедлайна, поэтому приложение предлагает 8 часов в неделю: лимит становится 75 минут, и план укладывается в срок.</w:t>
+        <w:t xml:space="preserve">Пример из курсовой (таблица 2.5): три темы по 60 минут, «Основы Dart» → «Виджеты» → «Состояние», 7 часов в неделю, все дни, дедлайн через три дня. Дневной лимит — 60 минут. 1-й день: «Основы Dart» 60 минут. 2-й день: повторение «Основ Dart» 15 минут и первая часть «Виджетов» 45 минут. 3-й день: вторая часть «Виджетов» 15 минут и первая часть «Состояния» 45 минут. Последняя часть «Состояния» попадает на 4-й день, то есть позже дедлайна, поэтому приложение предлагает 8 часов в неделю: лимит становится 75 минут, и план укладывается в срок.</w:t>
       </w:r>
     </w:p>
     <w:bookmarkEnd w:id="23"/>
@@ -2034,7 +2234,22 @@
         <w:pStyle w:val="FirstParagraph"/>
       </w:pPr>
       <w:r>
-        <w:t xml:space="preserve">8 таблиц SQLite в</w:t>
+        <w:t xml:space="preserve">База SQLite находится на сервере, в файле</w:t>
+      </w:r>
+      <w:r>
+        <w:t xml:space="preserve"> </w:t>
+      </w:r>
+      <w:r>
+        <w:rPr>
+          <w:rStyle w:val="VerbatimChar"/>
+        </w:rPr>
+        <w:t xml:space="preserve">marshrut_server.sqlite</w:t>
+      </w:r>
+      <w:r>
+        <w:t xml:space="preserve"> </w:t>
+      </w:r>
+      <w:r>
+        <w:t xml:space="preserve">рядом с программой-сервером. Описание таблиц —</w:t>
       </w:r>
       <w:r>
         <w:t xml:space="preserve"> </w:t>
@@ -2046,7 +2261,7 @@
         <w:t xml:space="preserve">lib/data/db/app_database.dart</w:t>
       </w:r>
       <w:r>
-        <w:t xml:space="preserve">: пользователи (</w:t>
+        <w:t xml:space="preserve">. Таблиц девять: пользователи (</w:t>
       </w:r>
       <w:r>
         <w:rPr>
@@ -2109,13 +2324,22 @@
         <w:t xml:space="preserve">favorites</w:t>
       </w:r>
       <w:r>
-        <w:t xml:space="preserve">) и записи Pomodoro (</w:t>
+        <w:t xml:space="preserve">), записи Pomodoro (</w:t>
       </w:r>
       <w:r>
         <w:rPr>
           <w:rStyle w:val="VerbatimChar"/>
         </w:rPr>
         <w:t xml:space="preserve">pomodoro_logs</w:t>
+      </w:r>
+      <w:r>
+        <w:t xml:space="preserve">) и токены входа (</w:t>
+      </w:r>
+      <w:r>
+        <w:rPr>
+          <w:rStyle w:val="VerbatimChar"/>
+        </w:rPr>
+        <w:t xml:space="preserve">api_tokens</w:t>
       </w:r>
       <w:r>
         <w:t xml:space="preserve">). Все связи объявлены внешними ключами с каскадным удалением: удалили план — удалились его занятия, удалили аккаунт — удалились все данные пользователя. Сам каталог тем в базе не хранится, он читается из JSON.</w:t>
@@ -2126,19 +2350,7 @@
         <w:pStyle w:val="BodyText"/>
       </w:pPr>
       <w:r>
-        <w:t xml:space="preserve">Файл базы лежит в служебной папке приложения (в Windows —</w:t>
-      </w:r>
-      <w:r>
-        <w:t xml:space="preserve"> </w:t>
-      </w:r>
-      <w:r>
-        <w:rPr>
-          <w:rStyle w:val="VerbatimChar"/>
-        </w:rPr>
-        <w:t xml:space="preserve">%APPDATA%</w:t>
-      </w:r>
-      <w:r>
-        <w:t xml:space="preserve">). Кто вошёл в систему и какая тема оформления выбрана, хранится отдельно, в</w:t>
+        <w:t xml:space="preserve">На телефоне хранятся только настройки, в</w:t>
       </w:r>
       <w:r>
         <w:t xml:space="preserve"> </w:t>
@@ -2162,17 +2374,17 @@
         <w:t xml:space="preserve">session_storage_impl.dart</w:t>
       </w:r>
       <w:r>
-        <w:t xml:space="preserve">).</w:t>
+        <w:t xml:space="preserve">): адрес сервера, кто вошёл (id и токен входа) и выбранная тема оформления.</w:t>
       </w:r>
     </w:p>
     <w:bookmarkEnd w:id="25"/>
-    <w:bookmarkStart w:id="26" w:name="регистрация-вход-и-пароли"/>
+    <w:bookmarkStart w:id="26" w:name="сервер-api-и-обработка-ошибок"/>
     <w:p>
       <w:pPr>
         <w:pStyle w:val="Heading3"/>
       </w:pPr>
       <w:r>
-        <w:t xml:space="preserve">3.5 Регистрация, вход и пароли</w:t>
+        <w:t xml:space="preserve">3.5 Сервер API и обработка ошибок</w:t>
       </w:r>
     </w:p>
     <w:p>
@@ -2180,28 +2392,28 @@
         <w:pStyle w:val="FirstParagraph"/>
       </w:pPr>
       <w:r>
-        <w:rPr>
-          <w:rStyle w:val="VerbatimChar"/>
-        </w:rPr>
-        <w:t xml:space="preserve">lib/data/repositories/auth_repository_impl.dart</w:t>
-      </w:r>
-      <w:r>
-        <w:t xml:space="preserve"> </w:t>
-      </w:r>
-      <w:r>
-        <w:t xml:space="preserve">и</w:t>
-      </w:r>
-      <w:r>
-        <w:t xml:space="preserve"> </w:t>
-      </w:r>
-      <w:r>
-        <w:rPr>
-          <w:rStyle w:val="VerbatimChar"/>
-        </w:rPr>
-        <w:t xml:space="preserve">lib/core/utils/password_hasher.dart</w:t>
-      </w:r>
-      <w:r>
-        <w:t xml:space="preserve">. Пароль не хранится: в базу записываются случайная соль (16 байт) и хэш PBKDF2-HMAC-SHA256 со 100 000 повторений. Расчёт идёт в отдельном изоляте, чтобы интерфейс не замирал, а хэши сравниваются за постоянное время. В первом семестре был SHA-256 с солью; такие хэши пересчитываются в новый формат при следующем входе.</w:t>
+        <w:t xml:space="preserve">Сервер (</w:t>
+      </w:r>
+      <w:r>
+        <w:rPr>
+          <w:rStyle w:val="VerbatimChar"/>
+        </w:rPr>
+        <w:t xml:space="preserve">lib/server/api_server.dart</w:t>
+      </w:r>
+      <w:r>
+        <w:t xml:space="preserve">, библиотеки shelf и shelf_router) принимает запросы на порту 8080. У каждого адреса свой метод: GET — получить, POST — добавить, PUT и PATCH — изменить, DELETE — удалить. Всего 39 адресов (таблица в приложении К курсовой и в</w:t>
+      </w:r>
+      <w:r>
+        <w:t xml:space="preserve"> </w:t>
+      </w:r>
+      <w:r>
+        <w:rPr>
+          <w:rStyle w:val="VerbatimChar"/>
+        </w:rPr>
+        <w:t xml:space="preserve">docs/Сервер_API.md</w:t>
+      </w:r>
+      <w:r>
+        <w:t xml:space="preserve">). Полный набор «получить, добавить, изменить, удалить» есть у заметок, своих тем и планов.</w:t>
       </w:r>
     </w:p>
     <w:p>
@@ -2209,41 +2421,64 @@
         <w:pStyle w:val="BodyText"/>
       </w:pPr>
       <w:r>
-        <w:t xml:space="preserve">«Запомнить меня» сохраняет id пользователя в</w:t>
-      </w:r>
-      <w:r>
-        <w:t xml:space="preserve"> </w:t>
-      </w:r>
-      <w:r>
-        <w:rPr>
-          <w:rStyle w:val="VerbatimChar"/>
-        </w:rPr>
-        <w:t xml:space="preserve">shared_preferences</w:t>
-      </w:r>
-      <w:r>
-        <w:t xml:space="preserve">, и при следующем запуске заставка сразу открывает главную. Состояние входа держит</w:t>
-      </w:r>
-      <w:r>
-        <w:t xml:space="preserve"> </w:t>
-      </w:r>
-      <w:r>
-        <w:rPr>
-          <w:rStyle w:val="VerbatimChar"/>
-        </w:rPr>
-        <w:t xml:space="preserve">providers/auth_controller.dart</w:t>
-      </w:r>
-      <w:r>
-        <w:t xml:space="preserve">.</w:t>
+        <w:t xml:space="preserve">Каждый запрос проходит одну цепочку: строка в журнале окна сервера → перехват ошибок → выбор обработчика по методу и адресу → проверка токена → проверка данных теми же правилами, что и в формах приложения → проверка, что запись принадлежит этому пользователю → чтение или изменение базы. Ответ — JSON и код: 200, 201 (создано), 204 (выполнено), 400 (неверные данные), 401 (нужен вход), 404 (не найдено или чужая запись), 500 (ошибка сервера).</w:t>
+      </w:r>
+    </w:p>
+    <w:p>
+      <w:pPr>
+        <w:pStyle w:val="BodyText"/>
+      </w:pPr>
+      <w:r>
+        <w:t xml:space="preserve">В приложении все запросы проходят через</w:t>
+      </w:r>
+      <w:r>
+        <w:t xml:space="preserve"> </w:t>
+      </w:r>
+      <w:r>
+        <w:rPr>
+          <w:rStyle w:val="VerbatimChar"/>
+        </w:rPr>
+        <w:t xml:space="preserve">lib/data/api/api_client.dart</w:t>
+      </w:r>
+      <w:r>
+        <w:t xml:space="preserve">. Клиент добавляет токен, ждёт ответ не дольше 10 секунд и превращает любую неудачу в понятное сообщение: «Нет связи с сервером…», «Сервер … не отвечает», текст ошибки от сервера. При ответе 401 приложение само возвращает на экран входа. Если действие не удалось (отметить занятие, сохранить заметку), внизу экрана появляется красное сообщение (функция</w:t>
+      </w:r>
+      <w:r>
+        <w:t xml:space="preserve"> </w:t>
+      </w:r>
+      <w:r>
+        <w:rPr>
+          <w:rStyle w:val="VerbatimChar"/>
+        </w:rPr>
+        <w:t xml:space="preserve">runAction</w:t>
+      </w:r>
+      <w:r>
+        <w:t xml:space="preserve"> </w:t>
+      </w:r>
+      <w:r>
+        <w:t xml:space="preserve">в</w:t>
+      </w:r>
+      <w:r>
+        <w:t xml:space="preserve"> </w:t>
+      </w:r>
+      <w:r>
+        <w:rPr>
+          <w:rStyle w:val="VerbatimChar"/>
+        </w:rPr>
+        <w:t xml:space="preserve">widgets/common.dart</w:t>
+      </w:r>
+      <w:r>
+        <w:t xml:space="preserve">), а данные не меняются. После каждого изменения клиент сообщает экранам, что данные обновились, и они загружают их заново.</w:t>
       </w:r>
     </w:p>
     <w:bookmarkEnd w:id="26"/>
-    <w:bookmarkStart w:id="27" w:name="навигация-и-защита-экранов"/>
+    <w:bookmarkStart w:id="27" w:name="регистрация-вход-и-пароли"/>
     <w:p>
       <w:pPr>
         <w:pStyle w:val="Heading3"/>
       </w:pPr>
       <w:r>
-        <w:t xml:space="preserve">3.6 Навигация и защита экранов</w:t>
+        <w:t xml:space="preserve">3.6 Регистрация, вход и пароли</w:t>
       </w:r>
     </w:p>
     <w:p>
@@ -2251,53 +2486,82 @@
         <w:pStyle w:val="FirstParagraph"/>
       </w:pPr>
       <w:r>
-        <w:t xml:space="preserve">Маршруты описаны в</w:t>
-      </w:r>
-      <w:r>
-        <w:t xml:space="preserve"> </w:t>
-      </w:r>
-      <w:r>
-        <w:rPr>
-          <w:rStyle w:val="VerbatimChar"/>
-        </w:rPr>
-        <w:t xml:space="preserve">lib/core/router/app_router.dart</w:t>
-      </w:r>
-      <w:r>
-        <w:t xml:space="preserve"> </w:t>
-      </w:r>
-      <w:r>
-        <w:t xml:space="preserve">(пакет go_router). Перед каждым переходом срабатывает одна функция</w:t>
-      </w:r>
-      <w:r>
-        <w:t xml:space="preserve"> </w:t>
-      </w:r>
-      <w:r>
-        <w:rPr>
-          <w:rStyle w:val="VerbatimChar"/>
-        </w:rPr>
-        <w:t xml:space="preserve">authRedirect</w:t>
-      </w:r>
-      <w:r>
-        <w:t xml:space="preserve">: пока сессия проверяется, виден только Splash; без входа доступны только вход и регистрация; после входа экраны входа ведут на главную. Поэтому после выхода или удаления аккаунта закрытые экраны сразу становятся недоступны. Каждая вкладка нижней панели помнит свою прокрутку и фильтры (</w:t>
-      </w:r>
-      <w:r>
-        <w:rPr>
-          <w:rStyle w:val="VerbatimChar"/>
-        </w:rPr>
-        <w:t xml:space="preserve">StatefulShellRoute</w:t>
-      </w:r>
-      <w:r>
-        <w:t xml:space="preserve">).</w:t>
+        <w:t xml:space="preserve">Приложение отправляет форму на сервер (</w:t>
+      </w:r>
+      <w:r>
+        <w:rPr>
+          <w:rStyle w:val="VerbatimChar"/>
+        </w:rPr>
+        <w:t xml:space="preserve">lib/data/api/api_auth_repository.dart</w:t>
+      </w:r>
+      <w:r>
+        <w:t xml:space="preserve">), а сервер проверяет и сохраняет данные (</w:t>
+      </w:r>
+      <w:r>
+        <w:rPr>
+          <w:rStyle w:val="VerbatimChar"/>
+        </w:rPr>
+        <w:t xml:space="preserve">lib/data/repositories/auth_repository_impl.dart</w:t>
+      </w:r>
+      <w:r>
+        <w:t xml:space="preserve">,</w:t>
+      </w:r>
+      <w:r>
+        <w:t xml:space="preserve"> </w:t>
+      </w:r>
+      <w:r>
+        <w:rPr>
+          <w:rStyle w:val="VerbatimChar"/>
+        </w:rPr>
+        <w:t xml:space="preserve">lib/core/utils/password_hasher.dart</w:t>
+      </w:r>
+      <w:r>
+        <w:t xml:space="preserve">). Пароль не хранится: в базу записываются случайная соль (16 байт) и хэш PBKDF2-HMAC-SHA256 со 100 000 повторений. Расчёт идёт в отдельном изоляте, чтобы интерфейс не замирал, а хэши сравниваются за постоянное время. В первом семестре был SHA-256 с солью; такие хэши пересчитываются в новый формат при следующем входе.</w:t>
+      </w:r>
+    </w:p>
+    <w:p>
+      <w:pPr>
+        <w:pStyle w:val="BodyText"/>
+      </w:pPr>
+      <w:r>
+        <w:t xml:space="preserve">После входа сервер выдаёт токен — 32 случайных байта. Приложение отправляет его в заголовке</w:t>
+      </w:r>
+      <w:r>
+        <w:t xml:space="preserve"> </w:t>
+      </w:r>
+      <w:r>
+        <w:rPr>
+          <w:rStyle w:val="VerbatimChar"/>
+        </w:rPr>
+        <w:t xml:space="preserve">Authorization: Bearer …</w:t>
+      </w:r>
+      <w:r>
+        <w:t xml:space="preserve"> </w:t>
+      </w:r>
+      <w:r>
+        <w:t xml:space="preserve">с каждым запросом. На сервере хранится только хэш токена; токен действует 30 дней, а при выходе удаляется. «Запомнить меня» сохраняет токен на телефоне, и при следующем запуске заставка, спросив сервер, сразу открывает главную. Состояние входа держит</w:t>
+      </w:r>
+      <w:r>
+        <w:t xml:space="preserve"> </w:t>
+      </w:r>
+      <w:r>
+        <w:rPr>
+          <w:rStyle w:val="VerbatimChar"/>
+        </w:rPr>
+        <w:t xml:space="preserve">providers/auth_controller.dart</w:t>
+      </w:r>
+      <w:r>
+        <w:t xml:space="preserve">.</w:t>
       </w:r>
     </w:p>
     <w:bookmarkEnd w:id="27"/>
-    <w:bookmarkStart w:id="28" w:name="уведомления"/>
+    <w:bookmarkStart w:id="28" w:name="навигация-и-защита-экранов"/>
     <w:p>
       <w:pPr>
         <w:pStyle w:val="Heading3"/>
       </w:pPr>
       <w:r>
-        <w:t xml:space="preserve">3.7 Уведомления</w:t>
+        <w:t xml:space="preserve">3.7 Навигация и защита экранов</w:t>
       </w:r>
     </w:p>
     <w:p>
@@ -2305,23 +2569,53 @@
         <w:pStyle w:val="FirstParagraph"/>
       </w:pPr>
       <w:r>
-        <w:rPr>
-          <w:rStyle w:val="VerbatimChar"/>
-        </w:rPr>
-        <w:t xml:space="preserve">lib/data/services/reminder_service_impl.dart</w:t>
-      </w:r>
-      <w:r>
-        <w:t xml:space="preserve">, пакет flutter_local_notifications. На Android работают ежедневное напоминание в выбранное время (включается в профиле) и мгновенное уведомление об окончании «помидора». В Windows плагин не умеет повторять уведомление каждый день без установщика MSIX, поэтому там переключатель напоминания неактивен с подписью «Доступно в версии для Android и iOS», а уведомление Pomodoro работает.</w:t>
+        <w:t xml:space="preserve">Маршруты описаны в</w:t>
+      </w:r>
+      <w:r>
+        <w:t xml:space="preserve"> </w:t>
+      </w:r>
+      <w:r>
+        <w:rPr>
+          <w:rStyle w:val="VerbatimChar"/>
+        </w:rPr>
+        <w:t xml:space="preserve">lib/core/router/app_router.dart</w:t>
+      </w:r>
+      <w:r>
+        <w:t xml:space="preserve"> </w:t>
+      </w:r>
+      <w:r>
+        <w:t xml:space="preserve">(пакет go_router). Перед каждым переходом срабатывает одна функция</w:t>
+      </w:r>
+      <w:r>
+        <w:t xml:space="preserve"> </w:t>
+      </w:r>
+      <w:r>
+        <w:rPr>
+          <w:rStyle w:val="VerbatimChar"/>
+        </w:rPr>
+        <w:t xml:space="preserve">authRedirect</w:t>
+      </w:r>
+      <w:r>
+        <w:t xml:space="preserve">: пока сессия проверяется, виден только Splash; без входа доступны только вход и регистрация; после входа экраны входа ведут на главную. Поэтому после выхода или удаления аккаунта закрытые экраны сразу становятся недоступны. Каждая вкладка нижней панели помнит свою прокрутку и фильтры (</w:t>
+      </w:r>
+      <w:r>
+        <w:rPr>
+          <w:rStyle w:val="VerbatimChar"/>
+        </w:rPr>
+        <w:t xml:space="preserve">StatefulShellRoute</w:t>
+      </w:r>
+      <w:r>
+        <w:t xml:space="preserve">).</w:t>
       </w:r>
     </w:p>
     <w:bookmarkEnd w:id="28"/>
-    <w:bookmarkStart w:id="29" w:name="pomodoro"/>
+    <w:bookmarkStart w:id="29" w:name="уведомления"/>
     <w:p>
       <w:pPr>
         <w:pStyle w:val="Heading3"/>
       </w:pPr>
       <w:r>
-        <w:t xml:space="preserve">3.8 Pomodoro</w:t>
+        <w:t xml:space="preserve">3.8 Уведомления</w:t>
       </w:r>
     </w:p>
     <w:p>
@@ -2332,35 +2626,20 @@
         <w:rPr>
           <w:rStyle w:val="VerbatimChar"/>
         </w:rPr>
-        <w:t xml:space="preserve">lib/presentation/screens/pomodoro/pomodoro_screen.dart</w:t>
-      </w:r>
-      <w:r>
-        <w:t xml:space="preserve">. Два режима: 25 минут фокуса и 5 перерыва или 50 и 10. Оставшееся время считается от момента окончания интервала, а не уменьшением счётчика, поэтому таймер не отстаёт. Законченный интервал записывается в таблицу</w:t>
-      </w:r>
-      <w:r>
-        <w:t xml:space="preserve"> </w:t>
-      </w:r>
-      <w:r>
-        <w:rPr>
-          <w:rStyle w:val="VerbatimChar"/>
-        </w:rPr>
-        <w:t xml:space="preserve">pomodoro_logs</w:t>
-      </w:r>
-      <w:r>
-        <w:t xml:space="preserve"> </w:t>
-      </w:r>
-      <w:r>
-        <w:t xml:space="preserve">и попадает в статистику.</w:t>
+        <w:t xml:space="preserve">lib/data/services/reminder_service_impl.dart</w:t>
+      </w:r>
+      <w:r>
+        <w:t xml:space="preserve">, пакет flutter_local_notifications. На Android и iPhone работают ежедневное напоминание в выбранное время (включается в профиле) и мгновенное уведомление об окончании «помидора». В Windows плагин не умеет повторять уведомление каждый день без установщика MSIX, поэтому там переключатель напоминания неактивен с подписью «Доступно в версии для Android и iOS», а уведомление Pomodoro работает.</w:t>
       </w:r>
     </w:p>
     <w:bookmarkEnd w:id="29"/>
-    <w:bookmarkStart w:id="30" w:name="тесты-и-сборка"/>
+    <w:bookmarkStart w:id="30" w:name="pomodoro"/>
     <w:p>
       <w:pPr>
         <w:pStyle w:val="Heading3"/>
       </w:pPr>
       <w:r>
-        <w:t xml:space="preserve">3.9 Тесты и сборка</w:t>
+        <w:t xml:space="preserve">3.9 Pomodoro</w:t>
       </w:r>
     </w:p>
     <w:p>
@@ -2368,66 +2647,123 @@
         <w:pStyle w:val="FirstParagraph"/>
       </w:pPr>
       <w:r>
-        <w:t xml:space="preserve">97 модульных и виджет-тестов в папке</w:t>
-      </w:r>
-      <w:r>
-        <w:t xml:space="preserve"> </w:t>
-      </w:r>
-      <w:r>
-        <w:rPr>
-          <w:rStyle w:val="VerbatimChar"/>
-        </w:rPr>
-        <w:t xml:space="preserve">test/</w:t>
-      </w:r>
-      <w:r>
-        <w:t xml:space="preserve"> </w:t>
-      </w:r>
-      <w:r>
-        <w:t xml:space="preserve">(алгоритм, база, экраны, правило доступа, адаптивность) и интеграционный тест настоящего приложения в</w:t>
-      </w:r>
-      <w:r>
-        <w:t xml:space="preserve"> </w:t>
-      </w:r>
-      <w:r>
-        <w:rPr>
-          <w:rStyle w:val="VerbatimChar"/>
-        </w:rPr>
-        <w:t xml:space="preserve">integration_test/</w:t>
-      </w:r>
-      <w:r>
-        <w:t xml:space="preserve">: регистрация → вход → создание плана → профиль → выход. При каждой отправке кода GitHub Actions (</w:t>
-      </w:r>
-      <w:r>
-        <w:rPr>
-          <w:rStyle w:val="VerbatimChar"/>
-        </w:rPr>
-        <w:t xml:space="preserve">.github/workflows/build.yml</w:t>
-      </w:r>
-      <w:r>
-        <w:t xml:space="preserve">) запускает анализ и все тесты, затем собирает релизный APK для Android и программу для Windows. Матрица из 280 снимков всех экранов (</w:t>
-      </w:r>
-      <w:r>
-        <w:rPr>
-          <w:rStyle w:val="VerbatimChar"/>
-        </w:rPr>
-        <w:t xml:space="preserve">tool/screenshots/qa_matrix_test.dart</w:t>
-      </w:r>
-      <w:r>
-        <w:t xml:space="preserve">) помогла найти ошибки вёрстки; всего найдено и исправлено 24 ошибки (</w:t>
-      </w:r>
-      <w:r>
-        <w:rPr>
-          <w:rStyle w:val="VerbatimChar"/>
-        </w:rPr>
-        <w:t xml:space="preserve">docs/coursework/testing.md</w:t>
-      </w:r>
-      <w:r>
-        <w:t xml:space="preserve">).</w:t>
+        <w:rPr>
+          <w:rStyle w:val="VerbatimChar"/>
+        </w:rPr>
+        <w:t xml:space="preserve">lib/presentation/screens/pomodoro/pomodoro_screen.dart</w:t>
+      </w:r>
+      <w:r>
+        <w:t xml:space="preserve">. Два режима: 25 минут фокуса и 5 перерыва или 50 и 10. Оставшееся время считается от момента окончания интервала, а не уменьшением счётчика, поэтому таймер не отстаёт. Законченный интервал отправляется на сервер (</w:t>
+      </w:r>
+      <w:r>
+        <w:rPr>
+          <w:rStyle w:val="VerbatimChar"/>
+        </w:rPr>
+        <w:t xml:space="preserve">POST /api/pomodoros</w:t>
+      </w:r>
+      <w:r>
+        <w:t xml:space="preserve">), записывается в таблицу</w:t>
+      </w:r>
+      <w:r>
+        <w:t xml:space="preserve"> </w:t>
+      </w:r>
+      <w:r>
+        <w:rPr>
+          <w:rStyle w:val="VerbatimChar"/>
+        </w:rPr>
+        <w:t xml:space="preserve">pomodoro_logs</w:t>
+      </w:r>
+      <w:r>
+        <w:t xml:space="preserve"> </w:t>
+      </w:r>
+      <w:r>
+        <w:t xml:space="preserve">и попадает в статистику.</w:t>
       </w:r>
     </w:p>
     <w:bookmarkEnd w:id="30"/>
+    <w:bookmarkStart w:id="31" w:name="тесты-и-сборка"/>
+    <w:p>
+      <w:pPr>
+        <w:pStyle w:val="Heading3"/>
+      </w:pPr>
+      <w:r>
+        <w:t xml:space="preserve">3.10 Тесты и сборка</w:t>
+      </w:r>
+    </w:p>
+    <w:p>
+      <w:pPr>
+        <w:pStyle w:val="FirstParagraph"/>
+      </w:pPr>
+      <w:r>
+        <w:t xml:space="preserve">137 модульных и виджет-тестов в папке</w:t>
+      </w:r>
+      <w:r>
+        <w:t xml:space="preserve"> </w:t>
+      </w:r>
+      <w:r>
+        <w:rPr>
+          <w:rStyle w:val="VerbatimChar"/>
+        </w:rPr>
+        <w:t xml:space="preserve">test/</w:t>
+      </w:r>
+      <w:r>
+        <w:t xml:space="preserve">: алгоритм, база, сервер API (</w:t>
+      </w:r>
+      <w:r>
+        <w:rPr>
+          <w:rStyle w:val="VerbatimChar"/>
+        </w:rPr>
+        <w:t xml:space="preserve">test/server/</w:t>
+      </w:r>
+      <w:r>
+        <w:t xml:space="preserve">: коды ответов, токены, чужие данные, сбой базы), клиент API (нет связи, таймаут, ответ не JSON), экраны, правило доступа, адаптивность. В виджет-тестах приложение работает с настоящим сервером API, у которого база в памяти. Интеграционный тест в</w:t>
+      </w:r>
+      <w:r>
+        <w:t xml:space="preserve"> </w:t>
+      </w:r>
+      <w:r>
+        <w:rPr>
+          <w:rStyle w:val="VerbatimChar"/>
+        </w:rPr>
+        <w:t xml:space="preserve">integration_test/</w:t>
+      </w:r>
+      <w:r>
+        <w:t xml:space="preserve"> </w:t>
+      </w:r>
+      <w:r>
+        <w:t xml:space="preserve">запускает настоящий HTTP-сервер и настоящее приложение: регистрация → вход → создание плана → профиль → выход. При каждой отправке кода GitHub Actions (</w:t>
+      </w:r>
+      <w:r>
+        <w:rPr>
+          <w:rStyle w:val="VerbatimChar"/>
+        </w:rPr>
+        <w:t xml:space="preserve">.github/workflows/build.yml</w:t>
+      </w:r>
+      <w:r>
+        <w:t xml:space="preserve">) запускает анализ и все тесты, затем собирает APK для Android, IPA для iPhone, программу для Windows и программу-сервер. Матрица из 280 снимков всех экранов (</w:t>
+      </w:r>
+      <w:r>
+        <w:rPr>
+          <w:rStyle w:val="VerbatimChar"/>
+        </w:rPr>
+        <w:t xml:space="preserve">tool/screenshots/qa_matrix_test.dart</w:t>
+      </w:r>
+      <w:r>
+        <w:t xml:space="preserve">) помогла найти ошибки вёрстки; всего найдено и исправлено 27 ошибок (</w:t>
+      </w:r>
+      <w:r>
+        <w:rPr>
+          <w:rStyle w:val="VerbatimChar"/>
+        </w:rPr>
+        <w:t xml:space="preserve">docs/coursework/testing.md</w:t>
+      </w:r>
+      <w:r>
+        <w:t xml:space="preserve">).</w:t>
+      </w:r>
+    </w:p>
     <w:bookmarkEnd w:id="31"/>
-    <w:bookmarkStart w:id="32" w:name="если-спросят"/>
+    <w:bookmarkEnd w:id="32"/>
+    <w:bookmarkStart w:id="33" w:name="если-спросят"/>
     <w:p>
       <w:pPr>
         <w:pStyle w:val="Heading2"/>
@@ -2465,8 +2801,8 @@
         </w:tblBorders>
       </w:tblPr>
       <w:tblGrid>
-        <w:gridCol w:w="2835"/>
-        <w:gridCol w:w="6519"/>
+        <w:gridCol w:w="2579"/>
+        <w:gridCol w:w="6776"/>
       </w:tblGrid>
       <w:tr>
         <w:trPr>
@@ -2475,7 +2811,7 @@
         </w:trPr>
         <w:tc>
           <w:tcPr>
-            <w:tcW w:type="dxa" w:w="2835"/>
+            <w:tcW w:type="dxa" w:w="2579"/>
           </w:tcPr>
           <w:p>
             <w:pPr>
@@ -2497,7 +2833,7 @@
         </w:tc>
         <w:tc>
           <w:tcPr>
-            <w:tcW w:type="dxa" w:w="6519"/>
+            <w:tcW w:type="dxa" w:w="6775"/>
           </w:tcPr>
           <w:p>
             <w:pPr>
@@ -2524,7 +2860,7 @@
         </w:trPr>
         <w:tc>
           <w:tcPr>
-            <w:tcW w:type="dxa" w:w="2835"/>
+            <w:tcW w:type="dxa" w:w="2579"/>
           </w:tcPr>
           <w:p>
             <w:pPr>
@@ -2545,7 +2881,7 @@
         </w:tc>
         <w:tc>
           <w:tcPr>
-            <w:tcW w:type="dxa" w:w="6519"/>
+            <w:tcW w:type="dxa" w:w="6775"/>
           </w:tcPr>
           <w:p>
             <w:pPr>
@@ -2571,7 +2907,7 @@
         </w:trPr>
         <w:tc>
           <w:tcPr>
-            <w:tcW w:type="dxa" w:w="2835"/>
+            <w:tcW w:type="dxa" w:w="2579"/>
           </w:tcPr>
           <w:p>
             <w:pPr>
@@ -2592,7 +2928,7 @@
         </w:tc>
         <w:tc>
           <w:tcPr>
-            <w:tcW w:type="dxa" w:w="6519"/>
+            <w:tcW w:type="dxa" w:w="6775"/>
           </w:tcPr>
           <w:p>
             <w:pPr>
@@ -2618,7 +2954,7 @@
         </w:trPr>
         <w:tc>
           <w:tcPr>
-            <w:tcW w:type="dxa" w:w="2835"/>
+            <w:tcW w:type="dxa" w:w="2579"/>
           </w:tcPr>
           <w:p>
             <w:pPr>
@@ -2639,22 +2975,22 @@
         </w:tc>
         <w:tc>
           <w:tcPr>
-            <w:tcW w:type="dxa" w:w="6519"/>
-          </w:tcPr>
-          <w:p>
-            <w:pPr>
-              <w:pStyle w:val="Compact"/>
-              <w:spacing w:line="240" w:lineRule="auto" w:before="0" w:after="0"/>
-              <w:ind w:firstLine="0" w:left="0"/>
-              <w:jc w:val="left"/>
-            </w:pPr>
-            <w:r>
-              <w:rPr>
-                <w:rFonts w:ascii="Times New Roman" w:hAnsi="Times New Roman" w:eastAsia="Times New Roman" w:cs="Times New Roman"/>
-                <w:color w:val="000000"/>
-                <w:sz w:val="24"/>
-              </w:rPr>
-              <w:t xml:space="preserve">Один код для Android и Windows, собственная отрисовка (везде выглядит одинаково), горячая перезагрузка, Material 3 из коробки</w:t>
+            <w:tcW w:type="dxa" w:w="6775"/>
+          </w:tcPr>
+          <w:p>
+            <w:pPr>
+              <w:pStyle w:val="Compact"/>
+              <w:spacing w:line="240" w:lineRule="auto" w:before="0" w:after="0"/>
+              <w:ind w:firstLine="0" w:left="0"/>
+              <w:jc w:val="left"/>
+            </w:pPr>
+            <w:r>
+              <w:rPr>
+                <w:rFonts w:ascii="Times New Roman" w:hAnsi="Times New Roman" w:eastAsia="Times New Roman" w:cs="Times New Roman"/>
+                <w:color w:val="000000"/>
+                <w:sz w:val="24"/>
+              </w:rPr>
+              <w:t xml:space="preserve">Один код для Android, iPhone и Windows, собственная отрисовка (везде выглядит одинаково), горячая перезагрузка, Material 3 из коробки</w:t>
             </w:r>
           </w:p>
         </w:tc>
@@ -2665,7 +3001,7 @@
         </w:trPr>
         <w:tc>
           <w:tcPr>
-            <w:tcW w:type="dxa" w:w="2835"/>
+            <w:tcW w:type="dxa" w:w="2579"/>
           </w:tcPr>
           <w:p>
             <w:pPr>
@@ -2686,22 +3022,22 @@
         </w:tc>
         <w:tc>
           <w:tcPr>
-            <w:tcW w:type="dxa" w:w="6519"/>
-          </w:tcPr>
-          <w:p>
-            <w:pPr>
-              <w:pStyle w:val="Compact"/>
-              <w:spacing w:line="240" w:lineRule="auto" w:before="0" w:after="0"/>
-              <w:ind w:firstLine="0" w:left="0"/>
-              <w:jc w:val="left"/>
-            </w:pPr>
-            <w:r>
-              <w:rPr>
-                <w:rFonts w:ascii="Times New Roman" w:hAnsi="Times New Roman" w:eastAsia="Times New Roman" w:cs="Times New Roman"/>
-                <w:color w:val="000000"/>
-                <w:sz w:val="24"/>
-              </w:rPr>
-              <w:t xml:space="preserve">Три слоя: domain (алгоритм и сущности, чистый Dart), data (база и репозитории), presentation (экраны). Алгоритм не зависит от Flutter и базы, поэтому легко тестируется</w:t>
+            <w:tcW w:type="dxa" w:w="6775"/>
+          </w:tcPr>
+          <w:p>
+            <w:pPr>
+              <w:pStyle w:val="Compact"/>
+              <w:spacing w:line="240" w:lineRule="auto" w:before="0" w:after="0"/>
+              <w:ind w:firstLine="0" w:left="0"/>
+              <w:jc w:val="left"/>
+            </w:pPr>
+            <w:r>
+              <w:rPr>
+                <w:rFonts w:ascii="Times New Roman" w:hAnsi="Times New Roman" w:eastAsia="Times New Roman" w:cs="Times New Roman"/>
+                <w:color w:val="000000"/>
+                <w:sz w:val="24"/>
+              </w:rPr>
+              <w:t xml:space="preserve">Три слоя: domain (алгоритм и сущности, чистый Dart), data (клиент и репозитории API), presentation (экраны). Алгоритм не зависит от Flutter и от того, где лежат данные, поэтому при переходе на сервер его не пришлось менять</w:t>
             </w:r>
           </w:p>
         </w:tc>
@@ -2712,7 +3048,7 @@
         </w:trPr>
         <w:tc>
           <w:tcPr>
-            <w:tcW w:type="dxa" w:w="2835"/>
+            <w:tcW w:type="dxa" w:w="2579"/>
           </w:tcPr>
           <w:p>
             <w:pPr>
@@ -2733,7 +3069,7 @@
         </w:tc>
         <w:tc>
           <w:tcPr>
-            <w:tcW w:type="dxa" w:w="6519"/>
+            <w:tcW w:type="dxa" w:w="6775"/>
           </w:tcPr>
           <w:p>
             <w:pPr>
@@ -2759,43 +3095,43 @@
         </w:trPr>
         <w:tc>
           <w:tcPr>
-            <w:tcW w:type="dxa" w:w="2835"/>
-          </w:tcPr>
-          <w:p>
-            <w:pPr>
-              <w:pStyle w:val="Compact"/>
-              <w:spacing w:line="240" w:lineRule="auto" w:before="0" w:after="0"/>
-              <w:ind w:firstLine="0" w:left="0"/>
-              <w:jc w:val="left"/>
-            </w:pPr>
-            <w:r>
-              <w:rPr>
-                <w:rFonts w:ascii="Times New Roman" w:hAnsi="Times New Roman" w:eastAsia="Times New Roman" w:cs="Times New Roman"/>
-                <w:color w:val="000000"/>
-                <w:sz w:val="24"/>
-              </w:rPr>
-              <w:t xml:space="preserve">Почему SQLite (drift), а не Firebase?</w:t>
-            </w:r>
-          </w:p>
-        </w:tc>
-        <w:tc>
-          <w:tcPr>
-            <w:tcW w:type="dxa" w:w="6519"/>
-          </w:tcPr>
-          <w:p>
-            <w:pPr>
-              <w:pStyle w:val="Compact"/>
-              <w:spacing w:line="240" w:lineRule="auto" w:before="0" w:after="0"/>
-              <w:ind w:firstLine="0" w:left="0"/>
-              <w:jc w:val="left"/>
-            </w:pPr>
-            <w:r>
-              <w:rPr>
-                <w:rFonts w:ascii="Times New Roman" w:hAnsi="Times New Roman" w:eastAsia="Times New Roman" w:cs="Times New Roman"/>
-                <w:color w:val="000000"/>
-                <w:sz w:val="24"/>
-              </w:rPr>
-              <w:t xml:space="preserve">Приложение должно работать без интернета и без ключей; связи между таблицами и каскадное удаление есть в SQLite из коробки; drift генерирует типобезопасный код</w:t>
+            <w:tcW w:type="dxa" w:w="2579"/>
+          </w:tcPr>
+          <w:p>
+            <w:pPr>
+              <w:pStyle w:val="Compact"/>
+              <w:spacing w:line="240" w:lineRule="auto" w:before="0" w:after="0"/>
+              <w:ind w:firstLine="0" w:left="0"/>
+              <w:jc w:val="left"/>
+            </w:pPr>
+            <w:r>
+              <w:rPr>
+                <w:rFonts w:ascii="Times New Roman" w:hAnsi="Times New Roman" w:eastAsia="Times New Roman" w:cs="Times New Roman"/>
+                <w:color w:val="000000"/>
+                <w:sz w:val="24"/>
+              </w:rPr>
+              <w:t xml:space="preserve">Где хранятся данные?</w:t>
+            </w:r>
+          </w:p>
+        </w:tc>
+        <w:tc>
+          <w:tcPr>
+            <w:tcW w:type="dxa" w:w="6775"/>
+          </w:tcPr>
+          <w:p>
+            <w:pPr>
+              <w:pStyle w:val="Compact"/>
+              <w:spacing w:line="240" w:lineRule="auto" w:before="0" w:after="0"/>
+              <w:ind w:firstLine="0" w:left="0"/>
+              <w:jc w:val="left"/>
+            </w:pPr>
+            <w:r>
+              <w:rPr>
+                <w:rFonts w:ascii="Times New Roman" w:hAnsi="Times New Roman" w:eastAsia="Times New Roman" w:cs="Times New Roman"/>
+                <w:color w:val="000000"/>
+                <w:sz w:val="24"/>
+              </w:rPr>
+              <w:t xml:space="preserve">В базе SQLite на сервере, который запущен на ноутбуке. Приложение работает с данными только через API сервера</w:t>
             </w:r>
           </w:p>
         </w:tc>
@@ -2806,43 +3142,43 @@
         </w:trPr>
         <w:tc>
           <w:tcPr>
-            <w:tcW w:type="dxa" w:w="2835"/>
-          </w:tcPr>
-          <w:p>
-            <w:pPr>
-              <w:pStyle w:val="Compact"/>
-              <w:spacing w:line="240" w:lineRule="auto" w:before="0" w:after="0"/>
-              <w:ind w:firstLine="0" w:left="0"/>
-              <w:jc w:val="left"/>
-            </w:pPr>
-            <w:r>
-              <w:rPr>
-                <w:rFonts w:ascii="Times New Roman" w:hAnsi="Times New Roman" w:eastAsia="Times New Roman" w:cs="Times New Roman"/>
-                <w:color w:val="000000"/>
-                <w:sz w:val="24"/>
-              </w:rPr>
-              <w:t xml:space="preserve">Как строится порядок тем?</w:t>
-            </w:r>
-          </w:p>
-        </w:tc>
-        <w:tc>
-          <w:tcPr>
-            <w:tcW w:type="dxa" w:w="6519"/>
-          </w:tcPr>
-          <w:p>
-            <w:pPr>
-              <w:pStyle w:val="Compact"/>
-              <w:spacing w:line="240" w:lineRule="auto" w:before="0" w:after="0"/>
-              <w:ind w:firstLine="0" w:left="0"/>
-              <w:jc w:val="left"/>
-            </w:pPr>
-            <w:r>
-              <w:rPr>
-                <w:rFonts w:ascii="Times New Roman" w:hAnsi="Times New Roman" w:eastAsia="Times New Roman" w:cs="Times New Roman"/>
-                <w:color w:val="000000"/>
-                <w:sz w:val="24"/>
-              </w:rPr>
-              <w:t xml:space="preserve">Топологической сортировкой графа зависимостей (алгоритм Кана), сложность O((V + E) · log V)</w:t>
+            <w:tcW w:type="dxa" w:w="2579"/>
+          </w:tcPr>
+          <w:p>
+            <w:pPr>
+              <w:pStyle w:val="Compact"/>
+              <w:spacing w:line="240" w:lineRule="auto" w:before="0" w:after="0"/>
+              <w:ind w:firstLine="0" w:left="0"/>
+              <w:jc w:val="left"/>
+            </w:pPr>
+            <w:r>
+              <w:rPr>
+                <w:rFonts w:ascii="Times New Roman" w:hAnsi="Times New Roman" w:eastAsia="Times New Roman" w:cs="Times New Roman"/>
+                <w:color w:val="000000"/>
+                <w:sz w:val="24"/>
+              </w:rPr>
+              <w:t xml:space="preserve">Почему свой сервер, а не Firebase или Supabase?</w:t>
+            </w:r>
+          </w:p>
+        </w:tc>
+        <w:tc>
+          <w:tcPr>
+            <w:tcW w:type="dxa" w:w="6775"/>
+          </w:tcPr>
+          <w:p>
+            <w:pPr>
+              <w:pStyle w:val="Compact"/>
+              <w:spacing w:line="240" w:lineRule="auto" w:before="0" w:after="0"/>
+              <w:ind w:firstLine="0" w:left="0"/>
+              <w:jc w:val="left"/>
+            </w:pPr>
+            <w:r>
+              <w:rPr>
+                <w:rFonts w:ascii="Times New Roman" w:hAnsi="Times New Roman" w:eastAsia="Times New Roman" w:cs="Times New Roman"/>
+                <w:color w:val="000000"/>
+                <w:sz w:val="24"/>
+              </w:rPr>
+              <w:t xml:space="preserve">Им нужен интернет, учётная запись и ключи, а данные лежат у чужого сервиса. Свой сервер работает в локальной сети Wi-Fi, написан на том же Dart и использует те же правила проверки, что и приложение</w:t>
             </w:r>
           </w:p>
         </w:tc>
@@ -2853,43 +3189,60 @@
         </w:trPr>
         <w:tc>
           <w:tcPr>
-            <w:tcW w:type="dxa" w:w="2835"/>
-          </w:tcPr>
-          <w:p>
-            <w:pPr>
-              <w:pStyle w:val="Compact"/>
-              <w:spacing w:line="240" w:lineRule="auto" w:before="0" w:after="0"/>
-              <w:ind w:firstLine="0" w:left="0"/>
-              <w:jc w:val="left"/>
-            </w:pPr>
-            <w:r>
-              <w:rPr>
-                <w:rFonts w:ascii="Times New Roman" w:hAnsi="Times New Roman" w:eastAsia="Times New Roman" w:cs="Times New Roman"/>
-                <w:color w:val="000000"/>
-                <w:sz w:val="24"/>
-              </w:rPr>
-              <w:t xml:space="preserve">Что будет, если в каталоге ошибка — цикл зависимостей?</w:t>
-            </w:r>
-          </w:p>
-        </w:tc>
-        <w:tc>
-          <w:tcPr>
-            <w:tcW w:type="dxa" w:w="6519"/>
-          </w:tcPr>
-          <w:p>
-            <w:pPr>
-              <w:pStyle w:val="Compact"/>
-              <w:spacing w:line="240" w:lineRule="auto" w:before="0" w:after="0"/>
-              <w:ind w:firstLine="0" w:left="0"/>
-              <w:jc w:val="left"/>
-            </w:pPr>
-            <w:r>
-              <w:rPr>
-                <w:rFonts w:ascii="Times New Roman" w:hAnsi="Times New Roman" w:eastAsia="Times New Roman" w:cs="Times New Roman"/>
-                <w:color w:val="000000"/>
-                <w:sz w:val="24"/>
-              </w:rPr>
-              <w:t xml:space="preserve">Алгоритм Кана это обнаружит: останутся темы, которые нельзя поставить, и приложение покажет понятное сообщение</w:t>
+            <w:tcW w:type="dxa" w:w="2579"/>
+          </w:tcPr>
+          <w:p>
+            <w:pPr>
+              <w:pStyle w:val="Compact"/>
+              <w:spacing w:line="240" w:lineRule="auto" w:before="0" w:after="0"/>
+              <w:ind w:firstLine="0" w:left="0"/>
+              <w:jc w:val="left"/>
+            </w:pPr>
+            <w:r>
+              <w:rPr>
+                <w:rFonts w:ascii="Times New Roman" w:hAnsi="Times New Roman" w:eastAsia="Times New Roman" w:cs="Times New Roman"/>
+                <w:color w:val="000000"/>
+                <w:sz w:val="24"/>
+              </w:rPr>
+              <w:t xml:space="preserve">Что такое API и REST?</w:t>
+            </w:r>
+          </w:p>
+        </w:tc>
+        <w:tc>
+          <w:tcPr>
+            <w:tcW w:type="dxa" w:w="6775"/>
+          </w:tcPr>
+          <w:p>
+            <w:pPr>
+              <w:pStyle w:val="Compact"/>
+              <w:spacing w:line="240" w:lineRule="auto" w:before="0" w:after="0"/>
+              <w:ind w:firstLine="0" w:left="0"/>
+              <w:jc w:val="left"/>
+            </w:pPr>
+            <w:r>
+              <w:rPr>
+                <w:rFonts w:ascii="Times New Roman" w:hAnsi="Times New Roman" w:eastAsia="Times New Roman" w:cs="Times New Roman"/>
+                <w:color w:val="000000"/>
+                <w:sz w:val="24"/>
+              </w:rPr>
+              <w:t xml:space="preserve">API — набор адресов, по которым приложение просит сервер что-то сделать. REST — правила: каждая запись имеет свой адрес (</w:t>
+            </w:r>
+            <w:r>
+              <w:rPr>
+                <w:rStyle w:val="VerbatimChar"/>
+                <w:rFonts w:ascii="Courier New" w:hAnsi="Courier New" w:eastAsia="Courier New" w:cs="Courier New"/>
+                <w:color w:val="000000"/>
+                <w:sz w:val="20"/>
+              </w:rPr>
+              <w:t xml:space="preserve">/api/notes/3</w:t>
+            </w:r>
+            <w:r>
+              <w:rPr>
+                <w:rFonts w:ascii="Times New Roman" w:hAnsi="Times New Roman" w:eastAsia="Times New Roman" w:cs="Times New Roman"/>
+                <w:color w:val="000000"/>
+                <w:sz w:val="24"/>
+              </w:rPr>
+              <w:t xml:space="preserve">), а действие задаётся методом HTTP: GET — получить, POST — добавить, PUT/PATCH — изменить, DELETE — удалить</w:t>
             </w:r>
           </w:p>
         </w:tc>
@@ -2900,43 +3253,43 @@
         </w:trPr>
         <w:tc>
           <w:tcPr>
-            <w:tcW w:type="dxa" w:w="2835"/>
-          </w:tcPr>
-          <w:p>
-            <w:pPr>
-              <w:pStyle w:val="Compact"/>
-              <w:spacing w:line="240" w:lineRule="auto" w:before="0" w:after="0"/>
-              <w:ind w:firstLine="0" w:left="0"/>
-              <w:jc w:val="left"/>
-            </w:pPr>
-            <w:r>
-              <w:rPr>
-                <w:rFonts w:ascii="Times New Roman" w:hAnsi="Times New Roman" w:eastAsia="Times New Roman" w:cs="Times New Roman"/>
-                <w:color w:val="000000"/>
-                <w:sz w:val="24"/>
-              </w:rPr>
-              <w:t xml:space="preserve">Как работает тест знаний?</w:t>
-            </w:r>
-          </w:p>
-        </w:tc>
-        <w:tc>
-          <w:tcPr>
-            <w:tcW w:type="dxa" w:w="6519"/>
-          </w:tcPr>
-          <w:p>
-            <w:pPr>
-              <w:pStyle w:val="Compact"/>
-              <w:spacing w:line="240" w:lineRule="auto" w:before="0" w:after="0"/>
-              <w:ind w:firstLine="0" w:left="0"/>
-              <w:jc w:val="left"/>
-            </w:pPr>
-            <w:r>
-              <w:rPr>
-                <w:rFonts w:ascii="Times New Roman" w:hAnsi="Times New Roman" w:eastAsia="Times New Roman" w:cs="Times New Roman"/>
-                <w:color w:val="000000"/>
-                <w:sz w:val="24"/>
-              </w:rPr>
-              <w:t xml:space="preserve">Верный ответ отмечает тему и все её основы как известные, неверный ответ или «Не знаю» оставляет тему в плане</w:t>
+            <w:tcW w:type="dxa" w:w="2579"/>
+          </w:tcPr>
+          <w:p>
+            <w:pPr>
+              <w:pStyle w:val="Compact"/>
+              <w:spacing w:line="240" w:lineRule="auto" w:before="0" w:after="0"/>
+              <w:ind w:firstLine="0" w:left="0"/>
+              <w:jc w:val="left"/>
+            </w:pPr>
+            <w:r>
+              <w:rPr>
+                <w:rFonts w:ascii="Times New Roman" w:hAnsi="Times New Roman" w:eastAsia="Times New Roman" w:cs="Times New Roman"/>
+                <w:color w:val="000000"/>
+                <w:sz w:val="24"/>
+              </w:rPr>
+              <w:t xml:space="preserve">Как приложение узнаёт об ошибке?</w:t>
+            </w:r>
+          </w:p>
+        </w:tc>
+        <w:tc>
+          <w:tcPr>
+            <w:tcW w:type="dxa" w:w="6775"/>
+          </w:tcPr>
+          <w:p>
+            <w:pPr>
+              <w:pStyle w:val="Compact"/>
+              <w:spacing w:line="240" w:lineRule="auto" w:before="0" w:after="0"/>
+              <w:ind w:firstLine="0" w:left="0"/>
+              <w:jc w:val="left"/>
+            </w:pPr>
+            <w:r>
+              <w:rPr>
+                <w:rFonts w:ascii="Times New Roman" w:hAnsi="Times New Roman" w:eastAsia="Times New Roman" w:cs="Times New Roman"/>
+                <w:color w:val="000000"/>
+                <w:sz w:val="24"/>
+              </w:rPr>
+              <w:t xml:space="preserve">По коду ответа: 2xx — успех, 400 — неверные данные, 401 — нужен вход, 404 — не найдено, 500 — ошибка сервера. Текст ошибки сервер передаёт в JSON, приложение показывает его пользователю</w:t>
             </w:r>
           </w:p>
         </w:tc>
@@ -2947,43 +3300,43 @@
         </w:trPr>
         <w:tc>
           <w:tcPr>
-            <w:tcW w:type="dxa" w:w="2835"/>
-          </w:tcPr>
-          <w:p>
-            <w:pPr>
-              <w:pStyle w:val="Compact"/>
-              <w:spacing w:line="240" w:lineRule="auto" w:before="0" w:after="0"/>
-              <w:ind w:firstLine="0" w:left="0"/>
-              <w:jc w:val="left"/>
-            </w:pPr>
-            <w:r>
-              <w:rPr>
-                <w:rFonts w:ascii="Times New Roman" w:hAnsi="Times New Roman" w:eastAsia="Times New Roman" w:cs="Times New Roman"/>
-                <w:color w:val="000000"/>
-                <w:sz w:val="24"/>
-              </w:rPr>
-              <w:t xml:space="preserve">Откуда интервалы повторений 1, 3, 7 дней?</w:t>
-            </w:r>
-          </w:p>
-        </w:tc>
-        <w:tc>
-          <w:tcPr>
-            <w:tcW w:type="dxa" w:w="6519"/>
-          </w:tcPr>
-          <w:p>
-            <w:pPr>
-              <w:pStyle w:val="Compact"/>
-              <w:spacing w:line="240" w:lineRule="auto" w:before="0" w:after="0"/>
-              <w:ind w:firstLine="0" w:left="0"/>
-              <w:jc w:val="left"/>
-            </w:pPr>
-            <w:r>
-              <w:rPr>
-                <w:rFonts w:ascii="Times New Roman" w:hAnsi="Times New Roman" w:eastAsia="Times New Roman" w:cs="Times New Roman"/>
-                <w:color w:val="000000"/>
-                <w:sz w:val="24"/>
-              </w:rPr>
-              <w:t>Из кривой забывания Эббингауза и эффекта распределённого повторения: повторять лучше с растущими промежутками</w:t>
+            <w:tcW w:type="dxa" w:w="2579"/>
+          </w:tcPr>
+          <w:p>
+            <w:pPr>
+              <w:pStyle w:val="Compact"/>
+              <w:spacing w:line="240" w:lineRule="auto" w:before="0" w:after="0"/>
+              <w:ind w:firstLine="0" w:left="0"/>
+              <w:jc w:val="left"/>
+            </w:pPr>
+            <w:r>
+              <w:rPr>
+                <w:rFonts w:ascii="Times New Roman" w:hAnsi="Times New Roman" w:eastAsia="Times New Roman" w:cs="Times New Roman"/>
+                <w:color w:val="000000"/>
+                <w:sz w:val="24"/>
+              </w:rPr>
+              <w:t xml:space="preserve">Что будет, если выключить сервер?</w:t>
+            </w:r>
+          </w:p>
+        </w:tc>
+        <w:tc>
+          <w:tcPr>
+            <w:tcW w:type="dxa" w:w="6775"/>
+          </w:tcPr>
+          <w:p>
+            <w:pPr>
+              <w:pStyle w:val="Compact"/>
+              <w:spacing w:line="240" w:lineRule="auto" w:before="0" w:after="0"/>
+              <w:ind w:firstLine="0" w:left="0"/>
+              <w:jc w:val="left"/>
+            </w:pPr>
+            <w:r>
+              <w:rPr>
+                <w:rFonts w:ascii="Times New Roman" w:hAnsi="Times New Roman" w:eastAsia="Times New Roman" w:cs="Times New Roman"/>
+                <w:color w:val="000000"/>
+                <w:sz w:val="24"/>
+              </w:rPr>
+              <w:t xml:space="preserve">Приложение покажет «Нет связи с сервером… Проверьте, что сервер запущен и телефон в той же сети Wi-Fi», данные не изменятся. Когда сервер снова включат, списки загрузятся сами</w:t>
             </w:r>
           </w:p>
         </w:tc>
@@ -2994,43 +3347,68 @@
         </w:trPr>
         <w:tc>
           <w:tcPr>
-            <w:tcW w:type="dxa" w:w="2835"/>
-          </w:tcPr>
-          <w:p>
-            <w:pPr>
-              <w:pStyle w:val="Compact"/>
-              <w:spacing w:line="240" w:lineRule="auto" w:before="0" w:after="0"/>
-              <w:ind w:firstLine="0" w:left="0"/>
-              <w:jc w:val="left"/>
-            </w:pPr>
-            <w:r>
-              <w:rPr>
-                <w:rFonts w:ascii="Times New Roman" w:hAnsi="Times New Roman" w:eastAsia="Times New Roman" w:cs="Times New Roman"/>
-                <w:color w:val="000000"/>
-                <w:sz w:val="24"/>
-              </w:rPr>
-              <w:t xml:space="preserve">Что если не успеваю к дедлайну?</w:t>
-            </w:r>
-          </w:p>
-        </w:tc>
-        <w:tc>
-          <w:tcPr>
-            <w:tcW w:type="dxa" w:w="6519"/>
-          </w:tcPr>
-          <w:p>
-            <w:pPr>
-              <w:pStyle w:val="Compact"/>
-              <w:spacing w:line="240" w:lineRule="auto" w:before="0" w:after="0"/>
-              <w:ind w:firstLine="0" w:left="0"/>
-              <w:jc w:val="left"/>
-            </w:pPr>
-            <w:r>
-              <w:rPr>
-                <w:rFonts w:ascii="Times New Roman" w:hAnsi="Times New Roman" w:eastAsia="Times New Roman" w:cs="Times New Roman"/>
-                <w:color w:val="000000"/>
-                <w:sz w:val="24"/>
-              </w:rPr>
-              <w:t xml:space="preserve">Приложение подбирает минимальное число часов в неделю с шагом 0,5 и предлагает установить его одной кнопкой</w:t>
+            <w:tcW w:type="dxa" w:w="2579"/>
+          </w:tcPr>
+          <w:p>
+            <w:pPr>
+              <w:pStyle w:val="Compact"/>
+              <w:spacing w:line="240" w:lineRule="auto" w:before="0" w:after="0"/>
+              <w:ind w:firstLine="0" w:left="0"/>
+              <w:jc w:val="left"/>
+            </w:pPr>
+            <w:r>
+              <w:rPr>
+                <w:rFonts w:ascii="Times New Roman" w:hAnsi="Times New Roman" w:eastAsia="Times New Roman" w:cs="Times New Roman"/>
+                <w:color w:val="000000"/>
+                <w:sz w:val="24"/>
+              </w:rPr>
+              <w:t xml:space="preserve">Как сервер понимает, кто прислал запрос?</w:t>
+            </w:r>
+          </w:p>
+        </w:tc>
+        <w:tc>
+          <w:tcPr>
+            <w:tcW w:type="dxa" w:w="6775"/>
+          </w:tcPr>
+          <w:p>
+            <w:pPr>
+              <w:pStyle w:val="Compact"/>
+              <w:spacing w:line="240" w:lineRule="auto" w:before="0" w:after="0"/>
+              <w:ind w:firstLine="0" w:left="0"/>
+              <w:jc w:val="left"/>
+            </w:pPr>
+            <w:r>
+              <w:rPr>
+                <w:rFonts w:ascii="Times New Roman" w:hAnsi="Times New Roman" w:eastAsia="Times New Roman" w:cs="Times New Roman"/>
+                <w:color w:val="000000"/>
+                <w:sz w:val="24"/>
+              </w:rPr>
+              <w:t xml:space="preserve">По токену входа в заголовке</w:t>
+            </w:r>
+            <w:r>
+              <w:rPr>
+                <w:rFonts w:ascii="Times New Roman" w:hAnsi="Times New Roman" w:eastAsia="Times New Roman" w:cs="Times New Roman"/>
+                <w:color w:val="000000"/>
+                <w:sz w:val="24"/>
+              </w:rPr>
+              <w:t xml:space="preserve"> </w:t>
+            </w:r>
+            <w:r>
+              <w:rPr>
+                <w:rStyle w:val="VerbatimChar"/>
+                <w:rFonts w:ascii="Courier New" w:hAnsi="Courier New" w:eastAsia="Courier New" w:cs="Courier New"/>
+                <w:color w:val="000000"/>
+                <w:sz w:val="20"/>
+              </w:rPr>
+              <w:t xml:space="preserve">Authorization: Bearer …</w:t>
+            </w:r>
+            <w:r>
+              <w:rPr>
+                <w:rFonts w:ascii="Times New Roman" w:hAnsi="Times New Roman" w:eastAsia="Times New Roman" w:cs="Times New Roman"/>
+                <w:color w:val="000000"/>
+                <w:sz w:val="24"/>
+              </w:rPr>
+              <w:t xml:space="preserve">. Без токена сервер отвечает 401, а чужие записи для него «не найдены» (404)</w:t>
             </w:r>
           </w:p>
         </w:tc>
@@ -3041,43 +3419,43 @@
         </w:trPr>
         <w:tc>
           <w:tcPr>
-            <w:tcW w:type="dxa" w:w="2835"/>
-          </w:tcPr>
-          <w:p>
-            <w:pPr>
-              <w:pStyle w:val="Compact"/>
-              <w:spacing w:line="240" w:lineRule="auto" w:before="0" w:after="0"/>
-              <w:ind w:firstLine="0" w:left="0"/>
-              <w:jc w:val="left"/>
-            </w:pPr>
-            <w:r>
-              <w:rPr>
-                <w:rFonts w:ascii="Times New Roman" w:hAnsi="Times New Roman" w:eastAsia="Times New Roman" w:cs="Times New Roman"/>
-                <w:color w:val="000000"/>
-                <w:sz w:val="24"/>
-              </w:rPr>
-              <w:t xml:space="preserve">Что если пропустил занятия?</w:t>
-            </w:r>
-          </w:p>
-        </w:tc>
-        <w:tc>
-          <w:tcPr>
-            <w:tcW w:type="dxa" w:w="6519"/>
-          </w:tcPr>
-          <w:p>
-            <w:pPr>
-              <w:pStyle w:val="Compact"/>
-              <w:spacing w:line="240" w:lineRule="auto" w:before="0" w:after="0"/>
-              <w:ind w:firstLine="0" w:left="0"/>
-              <w:jc w:val="left"/>
-            </w:pPr>
-            <w:r>
-              <w:rPr>
-                <w:rFonts w:ascii="Times New Roman" w:hAnsi="Times New Roman" w:eastAsia="Times New Roman" w:cs="Times New Roman"/>
-                <w:color w:val="000000"/>
-                <w:sz w:val="24"/>
-              </w:rPr>
-              <w:t xml:space="preserve">Кнопка «Перестроить»: выполненное остаётся, остаток раскладывается с сегодняшнего дня</w:t>
+            <w:tcW w:type="dxa" w:w="2579"/>
+          </w:tcPr>
+          <w:p>
+            <w:pPr>
+              <w:pStyle w:val="Compact"/>
+              <w:spacing w:line="240" w:lineRule="auto" w:before="0" w:after="0"/>
+              <w:ind w:firstLine="0" w:left="0"/>
+              <w:jc w:val="left"/>
+            </w:pPr>
+            <w:r>
+              <w:rPr>
+                <w:rFonts w:ascii="Times New Roman" w:hAnsi="Times New Roman" w:eastAsia="Times New Roman" w:cs="Times New Roman"/>
+                <w:color w:val="000000"/>
+                <w:sz w:val="24"/>
+              </w:rPr>
+              <w:t xml:space="preserve">Почему SQLite (drift) на сервере?</w:t>
+            </w:r>
+          </w:p>
+        </w:tc>
+        <w:tc>
+          <w:tcPr>
+            <w:tcW w:type="dxa" w:w="6775"/>
+          </w:tcPr>
+          <w:p>
+            <w:pPr>
+              <w:pStyle w:val="Compact"/>
+              <w:spacing w:line="240" w:lineRule="auto" w:before="0" w:after="0"/>
+              <w:ind w:firstLine="0" w:left="0"/>
+              <w:jc w:val="left"/>
+            </w:pPr>
+            <w:r>
+              <w:rPr>
+                <w:rFonts w:ascii="Times New Roman" w:hAnsi="Times New Roman" w:eastAsia="Times New Roman" w:cs="Times New Roman"/>
+                <w:color w:val="000000"/>
+                <w:sz w:val="24"/>
+              </w:rPr>
+              <w:t xml:space="preserve">Связи между таблицами и каскадное удаление есть в SQLite из коробки, база — один файл, который легко перенести; drift генерирует типобезопасный код</w:t>
             </w:r>
           </w:p>
         </w:tc>
@@ -3088,43 +3466,43 @@
         </w:trPr>
         <w:tc>
           <w:tcPr>
-            <w:tcW w:type="dxa" w:w="2835"/>
-          </w:tcPr>
-          <w:p>
-            <w:pPr>
-              <w:pStyle w:val="Compact"/>
-              <w:spacing w:line="240" w:lineRule="auto" w:before="0" w:after="0"/>
-              <w:ind w:firstLine="0" w:left="0"/>
-              <w:jc w:val="left"/>
-            </w:pPr>
-            <w:r>
-              <w:rPr>
-                <w:rFonts w:ascii="Times New Roman" w:hAnsi="Times New Roman" w:eastAsia="Times New Roman" w:cs="Times New Roman"/>
-                <w:color w:val="000000"/>
-                <w:sz w:val="24"/>
-              </w:rPr>
-              <w:t xml:space="preserve">Как хранятся пароли?</w:t>
-            </w:r>
-          </w:p>
-        </w:tc>
-        <w:tc>
-          <w:tcPr>
-            <w:tcW w:type="dxa" w:w="6519"/>
-          </w:tcPr>
-          <w:p>
-            <w:pPr>
-              <w:pStyle w:val="Compact"/>
-              <w:spacing w:line="240" w:lineRule="auto" w:before="0" w:after="0"/>
-              <w:ind w:firstLine="0" w:left="0"/>
-              <w:jc w:val="left"/>
-            </w:pPr>
-            <w:r>
-              <w:rPr>
-                <w:rFonts w:ascii="Times New Roman" w:hAnsi="Times New Roman" w:eastAsia="Times New Roman" w:cs="Times New Roman"/>
-                <w:color w:val="000000"/>
-                <w:sz w:val="24"/>
-              </w:rPr>
-              <w:t>Только хэш PBKDF2-HMAC-SHA256 со случайной солью и 100 000 повторений; сам пароль нигде не сохраняется</w:t>
+            <w:tcW w:type="dxa" w:w="2579"/>
+          </w:tcPr>
+          <w:p>
+            <w:pPr>
+              <w:pStyle w:val="Compact"/>
+              <w:spacing w:line="240" w:lineRule="auto" w:before="0" w:after="0"/>
+              <w:ind w:firstLine="0" w:left="0"/>
+              <w:jc w:val="left"/>
+            </w:pPr>
+            <w:r>
+              <w:rPr>
+                <w:rFonts w:ascii="Times New Roman" w:hAnsi="Times New Roman" w:eastAsia="Times New Roman" w:cs="Times New Roman"/>
+                <w:color w:val="000000"/>
+                <w:sz w:val="24"/>
+              </w:rPr>
+              <w:t xml:space="preserve">Как строится порядок тем?</w:t>
+            </w:r>
+          </w:p>
+        </w:tc>
+        <w:tc>
+          <w:tcPr>
+            <w:tcW w:type="dxa" w:w="6775"/>
+          </w:tcPr>
+          <w:p>
+            <w:pPr>
+              <w:pStyle w:val="Compact"/>
+              <w:spacing w:line="240" w:lineRule="auto" w:before="0" w:after="0"/>
+              <w:ind w:firstLine="0" w:left="0"/>
+              <w:jc w:val="left"/>
+            </w:pPr>
+            <w:r>
+              <w:rPr>
+                <w:rFonts w:ascii="Times New Roman" w:hAnsi="Times New Roman" w:eastAsia="Times New Roman" w:cs="Times New Roman"/>
+                <w:color w:val="000000"/>
+                <w:sz w:val="24"/>
+              </w:rPr>
+              <w:t xml:space="preserve">Топологической сортировкой графа зависимостей (алгоритм Кана), сложность O((V + E) · log V)</w:t>
             </w:r>
           </w:p>
         </w:tc>
@@ -3135,43 +3513,43 @@
         </w:trPr>
         <w:tc>
           <w:tcPr>
-            <w:tcW w:type="dxa" w:w="2835"/>
-          </w:tcPr>
-          <w:p>
-            <w:pPr>
-              <w:pStyle w:val="Compact"/>
-              <w:spacing w:line="240" w:lineRule="auto" w:before="0" w:after="0"/>
-              <w:ind w:firstLine="0" w:left="0"/>
-              <w:jc w:val="left"/>
-            </w:pPr>
-            <w:r>
-              <w:rPr>
-                <w:rFonts w:ascii="Times New Roman" w:hAnsi="Times New Roman" w:eastAsia="Times New Roman" w:cs="Times New Roman"/>
-                <w:color w:val="000000"/>
-                <w:sz w:val="24"/>
-              </w:rPr>
-              <w:t xml:space="preserve">Как закрыты экраны без входа?</w:t>
-            </w:r>
-          </w:p>
-        </w:tc>
-        <w:tc>
-          <w:tcPr>
-            <w:tcW w:type="dxa" w:w="6519"/>
-          </w:tcPr>
-          <w:p>
-            <w:pPr>
-              <w:pStyle w:val="Compact"/>
-              <w:spacing w:line="240" w:lineRule="auto" w:before="0" w:after="0"/>
-              <w:ind w:firstLine="0" w:left="0"/>
-              <w:jc w:val="left"/>
-            </w:pPr>
-            <w:r>
-              <w:rPr>
-                <w:rFonts w:ascii="Times New Roman" w:hAnsi="Times New Roman" w:eastAsia="Times New Roman" w:cs="Times New Roman"/>
-                <w:color w:val="000000"/>
-                <w:sz w:val="24"/>
-              </w:rPr>
-              <w:t xml:space="preserve">Одной функцией redirect в роутере: без входа открываются только вход и регистрация</w:t>
+            <w:tcW w:type="dxa" w:w="2579"/>
+          </w:tcPr>
+          <w:p>
+            <w:pPr>
+              <w:pStyle w:val="Compact"/>
+              <w:spacing w:line="240" w:lineRule="auto" w:before="0" w:after="0"/>
+              <w:ind w:firstLine="0" w:left="0"/>
+              <w:jc w:val="left"/>
+            </w:pPr>
+            <w:r>
+              <w:rPr>
+                <w:rFonts w:ascii="Times New Roman" w:hAnsi="Times New Roman" w:eastAsia="Times New Roman" w:cs="Times New Roman"/>
+                <w:color w:val="000000"/>
+                <w:sz w:val="24"/>
+              </w:rPr>
+              <w:t xml:space="preserve">Что будет, если в каталоге ошибка — цикл зависимостей?</w:t>
+            </w:r>
+          </w:p>
+        </w:tc>
+        <w:tc>
+          <w:tcPr>
+            <w:tcW w:type="dxa" w:w="6775"/>
+          </w:tcPr>
+          <w:p>
+            <w:pPr>
+              <w:pStyle w:val="Compact"/>
+              <w:spacing w:line="240" w:lineRule="auto" w:before="0" w:after="0"/>
+              <w:ind w:firstLine="0" w:left="0"/>
+              <w:jc w:val="left"/>
+            </w:pPr>
+            <w:r>
+              <w:rPr>
+                <w:rFonts w:ascii="Times New Roman" w:hAnsi="Times New Roman" w:eastAsia="Times New Roman" w:cs="Times New Roman"/>
+                <w:color w:val="000000"/>
+                <w:sz w:val="24"/>
+              </w:rPr>
+              <w:t xml:space="preserve">Алгоритм Кана это обнаружит: останутся темы, которые нельзя поставить, и приложение покажет понятное сообщение</w:t>
             </w:r>
           </w:p>
         </w:tc>
@@ -3182,43 +3560,43 @@
         </w:trPr>
         <w:tc>
           <w:tcPr>
-            <w:tcW w:type="dxa" w:w="2835"/>
-          </w:tcPr>
-          <w:p>
-            <w:pPr>
-              <w:pStyle w:val="Compact"/>
-              <w:spacing w:line="240" w:lineRule="auto" w:before="0" w:after="0"/>
-              <w:ind w:firstLine="0" w:left="0"/>
-              <w:jc w:val="left"/>
-            </w:pPr>
-            <w:r>
-              <w:rPr>
-                <w:rFonts w:ascii="Times New Roman" w:hAnsi="Times New Roman" w:eastAsia="Times New Roman" w:cs="Times New Roman"/>
-                <w:color w:val="000000"/>
-                <w:sz w:val="24"/>
-              </w:rPr>
-              <w:t xml:space="preserve">Где реализованы CRUD-операции?</w:t>
-            </w:r>
-          </w:p>
-        </w:tc>
-        <w:tc>
-          <w:tcPr>
-            <w:tcW w:type="dxa" w:w="6519"/>
-          </w:tcPr>
-          <w:p>
-            <w:pPr>
-              <w:pStyle w:val="Compact"/>
-              <w:spacing w:line="240" w:lineRule="auto" w:before="0" w:after="0"/>
-              <w:ind w:firstLine="0" w:left="0"/>
-              <w:jc w:val="left"/>
-            </w:pPr>
-            <w:r>
-              <w:rPr>
-                <w:rFonts w:ascii="Times New Roman" w:hAnsi="Times New Roman" w:eastAsia="Times New Roman" w:cs="Times New Roman"/>
-                <w:color w:val="000000"/>
-                <w:sz w:val="24"/>
-              </w:rPr>
-              <w:t xml:space="preserve">Заметки, свои темы и планы: создание, просмотр, изменение, удаление, данные в SQLite, ошибки показываются понятным сообщением</w:t>
+            <w:tcW w:type="dxa" w:w="2579"/>
+          </w:tcPr>
+          <w:p>
+            <w:pPr>
+              <w:pStyle w:val="Compact"/>
+              <w:spacing w:line="240" w:lineRule="auto" w:before="0" w:after="0"/>
+              <w:ind w:firstLine="0" w:left="0"/>
+              <w:jc w:val="left"/>
+            </w:pPr>
+            <w:r>
+              <w:rPr>
+                <w:rFonts w:ascii="Times New Roman" w:hAnsi="Times New Roman" w:eastAsia="Times New Roman" w:cs="Times New Roman"/>
+                <w:color w:val="000000"/>
+                <w:sz w:val="24"/>
+              </w:rPr>
+              <w:t xml:space="preserve">Как работает тест знаний?</w:t>
+            </w:r>
+          </w:p>
+        </w:tc>
+        <w:tc>
+          <w:tcPr>
+            <w:tcW w:type="dxa" w:w="6775"/>
+          </w:tcPr>
+          <w:p>
+            <w:pPr>
+              <w:pStyle w:val="Compact"/>
+              <w:spacing w:line="240" w:lineRule="auto" w:before="0" w:after="0"/>
+              <w:ind w:firstLine="0" w:left="0"/>
+              <w:jc w:val="left"/>
+            </w:pPr>
+            <w:r>
+              <w:rPr>
+                <w:rFonts w:ascii="Times New Roman" w:hAnsi="Times New Roman" w:eastAsia="Times New Roman" w:cs="Times New Roman"/>
+                <w:color w:val="000000"/>
+                <w:sz w:val="24"/>
+              </w:rPr>
+              <w:t xml:space="preserve">Верный ответ отмечает тему и все её основы как известные, неверный ответ или «Не знаю» оставляет тему в плане</w:t>
             </w:r>
           </w:p>
         </w:tc>
@@ -3229,43 +3607,43 @@
         </w:trPr>
         <w:tc>
           <w:tcPr>
-            <w:tcW w:type="dxa" w:w="2835"/>
-          </w:tcPr>
-          <w:p>
-            <w:pPr>
-              <w:pStyle w:val="Compact"/>
-              <w:spacing w:line="240" w:lineRule="auto" w:before="0" w:after="0"/>
-              <w:ind w:firstLine="0" w:left="0"/>
-              <w:jc w:val="left"/>
-            </w:pPr>
-            <w:r>
-              <w:rPr>
-                <w:rFonts w:ascii="Times New Roman" w:hAnsi="Times New Roman" w:eastAsia="Times New Roman" w:cs="Times New Roman"/>
-                <w:color w:val="000000"/>
-                <w:sz w:val="24"/>
-              </w:rPr>
-              <w:t xml:space="preserve">Как проверяли приложение?</w:t>
-            </w:r>
-          </w:p>
-        </w:tc>
-        <w:tc>
-          <w:tcPr>
-            <w:tcW w:type="dxa" w:w="6519"/>
-          </w:tcPr>
-          <w:p>
-            <w:pPr>
-              <w:pStyle w:val="Compact"/>
-              <w:spacing w:line="240" w:lineRule="auto" w:before="0" w:after="0"/>
-              <w:ind w:firstLine="0" w:left="0"/>
-              <w:jc w:val="left"/>
-            </w:pPr>
-            <w:r>
-              <w:rPr>
-                <w:rFonts w:ascii="Times New Roman" w:hAnsi="Times New Roman" w:eastAsia="Times New Roman" w:cs="Times New Roman"/>
-                <w:color w:val="000000"/>
-                <w:sz w:val="24"/>
-              </w:rPr>
-              <w:t xml:space="preserve">97 автоматических тестов, интеграционный тест, 36 тест-кейсов, ручные проверки и 280 снимков экранов; найдено и исправлено 24 ошибки</w:t>
+            <w:tcW w:type="dxa" w:w="2579"/>
+          </w:tcPr>
+          <w:p>
+            <w:pPr>
+              <w:pStyle w:val="Compact"/>
+              <w:spacing w:line="240" w:lineRule="auto" w:before="0" w:after="0"/>
+              <w:ind w:firstLine="0" w:left="0"/>
+              <w:jc w:val="left"/>
+            </w:pPr>
+            <w:r>
+              <w:rPr>
+                <w:rFonts w:ascii="Times New Roman" w:hAnsi="Times New Roman" w:eastAsia="Times New Roman" w:cs="Times New Roman"/>
+                <w:color w:val="000000"/>
+                <w:sz w:val="24"/>
+              </w:rPr>
+              <w:t xml:space="preserve">Откуда интервалы повторений 1, 3, 7 дней?</w:t>
+            </w:r>
+          </w:p>
+        </w:tc>
+        <w:tc>
+          <w:tcPr>
+            <w:tcW w:type="dxa" w:w="6775"/>
+          </w:tcPr>
+          <w:p>
+            <w:pPr>
+              <w:pStyle w:val="Compact"/>
+              <w:spacing w:line="240" w:lineRule="auto" w:before="0" w:after="0"/>
+              <w:ind w:firstLine="0" w:left="0"/>
+              <w:jc w:val="left"/>
+            </w:pPr>
+            <w:r>
+              <w:rPr>
+                <w:rFonts w:ascii="Times New Roman" w:hAnsi="Times New Roman" w:eastAsia="Times New Roman" w:cs="Times New Roman"/>
+                <w:color w:val="000000"/>
+                <w:sz w:val="24"/>
+              </w:rPr>
+              <w:t>Из кривой забывания Эббингауза и эффекта распределённого повторения: повторять лучше с растущими промежутками</w:t>
             </w:r>
           </w:p>
         </w:tc>
@@ -3276,7 +3654,289 @@
         </w:trPr>
         <w:tc>
           <w:tcPr>
-            <w:tcW w:type="dxa" w:w="2835"/>
+            <w:tcW w:type="dxa" w:w="2579"/>
+          </w:tcPr>
+          <w:p>
+            <w:pPr>
+              <w:pStyle w:val="Compact"/>
+              <w:spacing w:line="240" w:lineRule="auto" w:before="0" w:after="0"/>
+              <w:ind w:firstLine="0" w:left="0"/>
+              <w:jc w:val="left"/>
+            </w:pPr>
+            <w:r>
+              <w:rPr>
+                <w:rFonts w:ascii="Times New Roman" w:hAnsi="Times New Roman" w:eastAsia="Times New Roman" w:cs="Times New Roman"/>
+                <w:color w:val="000000"/>
+                <w:sz w:val="24"/>
+              </w:rPr>
+              <w:t xml:space="preserve">Что если не успеваю к дедлайну?</w:t>
+            </w:r>
+          </w:p>
+        </w:tc>
+        <w:tc>
+          <w:tcPr>
+            <w:tcW w:type="dxa" w:w="6775"/>
+          </w:tcPr>
+          <w:p>
+            <w:pPr>
+              <w:pStyle w:val="Compact"/>
+              <w:spacing w:line="240" w:lineRule="auto" w:before="0" w:after="0"/>
+              <w:ind w:firstLine="0" w:left="0"/>
+              <w:jc w:val="left"/>
+            </w:pPr>
+            <w:r>
+              <w:rPr>
+                <w:rFonts w:ascii="Times New Roman" w:hAnsi="Times New Roman" w:eastAsia="Times New Roman" w:cs="Times New Roman"/>
+                <w:color w:val="000000"/>
+                <w:sz w:val="24"/>
+              </w:rPr>
+              <w:t xml:space="preserve">Приложение подбирает минимальное число часов в неделю с шагом 0,5 и предлагает установить его одной кнопкой</w:t>
+            </w:r>
+          </w:p>
+        </w:tc>
+      </w:tr>
+      <w:tr>
+        <w:trPr>
+          <w:cantSplit/>
+        </w:trPr>
+        <w:tc>
+          <w:tcPr>
+            <w:tcW w:type="dxa" w:w="2579"/>
+          </w:tcPr>
+          <w:p>
+            <w:pPr>
+              <w:pStyle w:val="Compact"/>
+              <w:spacing w:line="240" w:lineRule="auto" w:before="0" w:after="0"/>
+              <w:ind w:firstLine="0" w:left="0"/>
+              <w:jc w:val="left"/>
+            </w:pPr>
+            <w:r>
+              <w:rPr>
+                <w:rFonts w:ascii="Times New Roman" w:hAnsi="Times New Roman" w:eastAsia="Times New Roman" w:cs="Times New Roman"/>
+                <w:color w:val="000000"/>
+                <w:sz w:val="24"/>
+              </w:rPr>
+              <w:t xml:space="preserve">Что если пропустил занятия?</w:t>
+            </w:r>
+          </w:p>
+        </w:tc>
+        <w:tc>
+          <w:tcPr>
+            <w:tcW w:type="dxa" w:w="6775"/>
+          </w:tcPr>
+          <w:p>
+            <w:pPr>
+              <w:pStyle w:val="Compact"/>
+              <w:spacing w:line="240" w:lineRule="auto" w:before="0" w:after="0"/>
+              <w:ind w:firstLine="0" w:left="0"/>
+              <w:jc w:val="left"/>
+            </w:pPr>
+            <w:r>
+              <w:rPr>
+                <w:rFonts w:ascii="Times New Roman" w:hAnsi="Times New Roman" w:eastAsia="Times New Roman" w:cs="Times New Roman"/>
+                <w:color w:val="000000"/>
+                <w:sz w:val="24"/>
+              </w:rPr>
+              <w:t xml:space="preserve">Кнопка «Перестроить»: выполненное остаётся, остаток раскладывается с сегодняшнего дня</w:t>
+            </w:r>
+          </w:p>
+        </w:tc>
+      </w:tr>
+      <w:tr>
+        <w:trPr>
+          <w:cantSplit/>
+        </w:trPr>
+        <w:tc>
+          <w:tcPr>
+            <w:tcW w:type="dxa" w:w="2579"/>
+          </w:tcPr>
+          <w:p>
+            <w:pPr>
+              <w:pStyle w:val="Compact"/>
+              <w:spacing w:line="240" w:lineRule="auto" w:before="0" w:after="0"/>
+              <w:ind w:firstLine="0" w:left="0"/>
+              <w:jc w:val="left"/>
+            </w:pPr>
+            <w:r>
+              <w:rPr>
+                <w:rFonts w:ascii="Times New Roman" w:hAnsi="Times New Roman" w:eastAsia="Times New Roman" w:cs="Times New Roman"/>
+                <w:color w:val="000000"/>
+                <w:sz w:val="24"/>
+              </w:rPr>
+              <w:t xml:space="preserve">Как хранятся пароли?</w:t>
+            </w:r>
+          </w:p>
+        </w:tc>
+        <w:tc>
+          <w:tcPr>
+            <w:tcW w:type="dxa" w:w="6775"/>
+          </w:tcPr>
+          <w:p>
+            <w:pPr>
+              <w:pStyle w:val="Compact"/>
+              <w:spacing w:line="240" w:lineRule="auto" w:before="0" w:after="0"/>
+              <w:ind w:firstLine="0" w:left="0"/>
+              <w:jc w:val="left"/>
+            </w:pPr>
+            <w:r>
+              <w:rPr>
+                <w:rFonts w:ascii="Times New Roman" w:hAnsi="Times New Roman" w:eastAsia="Times New Roman" w:cs="Times New Roman"/>
+                <w:color w:val="000000"/>
+                <w:sz w:val="24"/>
+              </w:rPr>
+              <w:t>Только хэш PBKDF2-HMAC-SHA256 со случайной солью и 100 000 повторений; сам пароль нигде не сохраняется</w:t>
+            </w:r>
+          </w:p>
+        </w:tc>
+      </w:tr>
+      <w:tr>
+        <w:trPr>
+          <w:cantSplit/>
+        </w:trPr>
+        <w:tc>
+          <w:tcPr>
+            <w:tcW w:type="dxa" w:w="2579"/>
+          </w:tcPr>
+          <w:p>
+            <w:pPr>
+              <w:pStyle w:val="Compact"/>
+              <w:spacing w:line="240" w:lineRule="auto" w:before="0" w:after="0"/>
+              <w:ind w:firstLine="0" w:left="0"/>
+              <w:jc w:val="left"/>
+            </w:pPr>
+            <w:r>
+              <w:rPr>
+                <w:rFonts w:ascii="Times New Roman" w:hAnsi="Times New Roman" w:eastAsia="Times New Roman" w:cs="Times New Roman"/>
+                <w:color w:val="000000"/>
+                <w:sz w:val="24"/>
+              </w:rPr>
+              <w:t xml:space="preserve">Как закрыты экраны без входа?</w:t>
+            </w:r>
+          </w:p>
+        </w:tc>
+        <w:tc>
+          <w:tcPr>
+            <w:tcW w:type="dxa" w:w="6775"/>
+          </w:tcPr>
+          <w:p>
+            <w:pPr>
+              <w:pStyle w:val="Compact"/>
+              <w:spacing w:line="240" w:lineRule="auto" w:before="0" w:after="0"/>
+              <w:ind w:firstLine="0" w:left="0"/>
+              <w:jc w:val="left"/>
+            </w:pPr>
+            <w:r>
+              <w:rPr>
+                <w:rFonts w:ascii="Times New Roman" w:hAnsi="Times New Roman" w:eastAsia="Times New Roman" w:cs="Times New Roman"/>
+                <w:color w:val="000000"/>
+                <w:sz w:val="24"/>
+              </w:rPr>
+              <w:t xml:space="preserve">Одной функцией redirect в роутере: без входа открываются только вход и регистрация</w:t>
+            </w:r>
+          </w:p>
+        </w:tc>
+      </w:tr>
+      <w:tr>
+        <w:trPr>
+          <w:cantSplit/>
+        </w:trPr>
+        <w:tc>
+          <w:tcPr>
+            <w:tcW w:type="dxa" w:w="2579"/>
+          </w:tcPr>
+          <w:p>
+            <w:pPr>
+              <w:pStyle w:val="Compact"/>
+              <w:spacing w:line="240" w:lineRule="auto" w:before="0" w:after="0"/>
+              <w:ind w:firstLine="0" w:left="0"/>
+              <w:jc w:val="left"/>
+            </w:pPr>
+            <w:r>
+              <w:rPr>
+                <w:rFonts w:ascii="Times New Roman" w:hAnsi="Times New Roman" w:eastAsia="Times New Roman" w:cs="Times New Roman"/>
+                <w:color w:val="000000"/>
+                <w:sz w:val="24"/>
+              </w:rPr>
+              <w:t xml:space="preserve">Где реализованы CRUD-операции?</w:t>
+            </w:r>
+          </w:p>
+        </w:tc>
+        <w:tc>
+          <w:tcPr>
+            <w:tcW w:type="dxa" w:w="6775"/>
+          </w:tcPr>
+          <w:p>
+            <w:pPr>
+              <w:pStyle w:val="Compact"/>
+              <w:spacing w:line="240" w:lineRule="auto" w:before="0" w:after="0"/>
+              <w:ind w:firstLine="0" w:left="0"/>
+              <w:jc w:val="left"/>
+            </w:pPr>
+            <w:r>
+              <w:rPr>
+                <w:rFonts w:ascii="Times New Roman" w:hAnsi="Times New Roman" w:eastAsia="Times New Roman" w:cs="Times New Roman"/>
+                <w:color w:val="000000"/>
+                <w:sz w:val="24"/>
+              </w:rPr>
+              <w:t xml:space="preserve">Заметки, свои темы и планы: создание, просмотр, изменение, удаление через API (POST, GET, PUT/PATCH, DELETE), на сервере — в базе SQLite; ошибки показываются понятным сообщением</w:t>
+            </w:r>
+          </w:p>
+        </w:tc>
+      </w:tr>
+      <w:tr>
+        <w:trPr>
+          <w:cantSplit/>
+        </w:trPr>
+        <w:tc>
+          <w:tcPr>
+            <w:tcW w:type="dxa" w:w="2579"/>
+          </w:tcPr>
+          <w:p>
+            <w:pPr>
+              <w:pStyle w:val="Compact"/>
+              <w:spacing w:line="240" w:lineRule="auto" w:before="0" w:after="0"/>
+              <w:ind w:firstLine="0" w:left="0"/>
+              <w:jc w:val="left"/>
+            </w:pPr>
+            <w:r>
+              <w:rPr>
+                <w:rFonts w:ascii="Times New Roman" w:hAnsi="Times New Roman" w:eastAsia="Times New Roman" w:cs="Times New Roman"/>
+                <w:color w:val="000000"/>
+                <w:sz w:val="24"/>
+              </w:rPr>
+              <w:t xml:space="preserve">Как проверяли приложение?</w:t>
+            </w:r>
+          </w:p>
+        </w:tc>
+        <w:tc>
+          <w:tcPr>
+            <w:tcW w:type="dxa" w:w="6775"/>
+          </w:tcPr>
+          <w:p>
+            <w:pPr>
+              <w:pStyle w:val="Compact"/>
+              <w:spacing w:line="240" w:lineRule="auto" w:before="0" w:after="0"/>
+              <w:ind w:firstLine="0" w:left="0"/>
+              <w:jc w:val="left"/>
+            </w:pPr>
+            <w:r>
+              <w:rPr>
+                <w:rFonts w:ascii="Times New Roman" w:hAnsi="Times New Roman" w:eastAsia="Times New Roman" w:cs="Times New Roman"/>
+                <w:color w:val="000000"/>
+                <w:sz w:val="24"/>
+              </w:rPr>
+              <w:t xml:space="preserve">137 автоматических тестов (в том числе сервера и клиента API), интеграционный тест с настоящим сервером, 45 тест-кейсов, ручные проверки и 280 снимков экранов; найдено и исправлено 27 ошибок</w:t>
+            </w:r>
+          </w:p>
+        </w:tc>
+      </w:tr>
+      <w:tr>
+        <w:trPr>
+          <w:cantSplit/>
+        </w:trPr>
+        <w:tc>
+          <w:tcPr>
+            <w:tcW w:type="dxa" w:w="2579"/>
           </w:tcPr>
           <w:p>
             <w:pPr>
@@ -3297,29 +3957,63 @@
         </w:tc>
         <w:tc>
           <w:tcPr>
-            <w:tcW w:type="dxa" w:w="6519"/>
-          </w:tcPr>
-          <w:p>
-            <w:pPr>
-              <w:pStyle w:val="Compact"/>
-              <w:spacing w:line="240" w:lineRule="auto" w:before="0" w:after="0"/>
-              <w:ind w:firstLine="0" w:left="0"/>
-              <w:jc w:val="left"/>
-            </w:pPr>
-            <w:r>
-              <w:rPr>
-                <w:rFonts w:ascii="Times New Roman" w:hAnsi="Times New Roman" w:eastAsia="Times New Roman" w:cs="Times New Roman"/>
-                <w:color w:val="000000"/>
-                <w:sz w:val="24"/>
-              </w:rPr>
-              <w:t xml:space="preserve">APK для Android и архив для Windows собирает GitHub Actions; их можно скачать со страницы сборки или релиза</w:t>
+            <w:tcW w:type="dxa" w:w="6775"/>
+          </w:tcPr>
+          <w:p>
+            <w:pPr>
+              <w:pStyle w:val="Compact"/>
+              <w:spacing w:line="240" w:lineRule="auto" w:before="0" w:after="0"/>
+              <w:ind w:firstLine="0" w:left="0"/>
+              <w:jc w:val="left"/>
+            </w:pPr>
+            <w:r>
+              <w:rPr>
+                <w:rFonts w:ascii="Times New Roman" w:hAnsi="Times New Roman" w:eastAsia="Times New Roman" w:cs="Times New Roman"/>
+                <w:color w:val="000000"/>
+                <w:sz w:val="24"/>
+              </w:rPr>
+              <w:t>APK для Android, IPA для iPhone, архив для Windows и программу-сервер собирает GitHub Actions. APK ставится прямо на телефон, IPA — с компьютера программой Sideloadly (</w:t>
+            </w:r>
+            <w:r>
+              <w:rPr>
+                <w:rStyle w:val="VerbatimChar"/>
+                <w:rFonts w:ascii="Courier New" w:hAnsi="Courier New" w:eastAsia="Courier New" w:cs="Courier New"/>
+                <w:color w:val="000000"/>
+                <w:sz w:val="20"/>
+              </w:rPr>
+              <w:t>docs/Установка_​на_​iPhone.​md</w:t>
+            </w:r>
+            <w:r>
+              <w:rPr>
+                <w:rFonts w:ascii="Times New Roman" w:hAnsi="Times New Roman" w:eastAsia="Times New Roman" w:cs="Times New Roman"/>
+                <w:color w:val="000000"/>
+                <w:sz w:val="24"/>
+              </w:rPr>
+              <w:t xml:space="preserve">), сервер запускается файлом «Запустить сервер» (</w:t>
+            </w:r>
+            <w:r>
+              <w:rPr>
+                <w:rStyle w:val="VerbatimChar"/>
+                <w:rFonts w:ascii="Courier New" w:hAnsi="Courier New" w:eastAsia="Courier New" w:cs="Courier New"/>
+                <w:color w:val="000000"/>
+                <w:sz w:val="20"/>
+              </w:rPr>
+              <w:t>docs/Сервер_​API.​md</w:t>
+            </w:r>
+            <w:r>
+              <w:rPr>
+                <w:rFonts w:ascii="Times New Roman" w:hAnsi="Times New Roman" w:eastAsia="Times New Roman" w:cs="Times New Roman"/>
+                <w:color w:val="000000"/>
+                <w:sz w:val="24"/>
+              </w:rPr>
+              <w:t xml:space="preserve">)</w:t>
             </w:r>
           </w:p>
         </w:tc>
       </w:tr>
     </w:tbl>
-    <w:bookmarkEnd w:id="32"/>
     <w:bookmarkEnd w:id="33"/>
+    <w:bookmarkEnd w:id="34"/>
     <w:sectPr>
       <w:footerReference w:type="default" r:id="rId9"/>
       <w:pgSz w:h="16838" w:w="11906"/>
